--- a/backend/template/AUD_Editable_Template.docx
+++ b/backend/template/AUD_Editable_Template.docx
@@ -4103,20 +4103,10 @@
         <w:pStyle w:val="Heading3"/>
       </w:pPr>
       <w:bookmarkStart w:id="14" w:name="_Toc159940799"/>
-      <w:commentRangeStart w:id="15"/>
       <w:r>
         <w:t>About the Customer</w:t>
       </w:r>
       <w:bookmarkEnd w:id="14"/>
-      <w:commentRangeEnd w:id="15"/>
-      <w:r>
-        <w:rPr>
-          <w:rStyle w:val="CommentReference"/>
-          <w:sz w:val="32"/>
-          <w:szCs w:val="32"/>
-        </w:rPr>
-        <w:commentReference w:id="15"/>
-      </w:r>
     </w:p>
     <w:p>
       <w:pPr>
@@ -4231,8 +4221,7 @@
           <w:lang w:val="en-IN" w:eastAsia="en-IN"/>
         </w:rPr>
       </w:pPr>
-      <w:bookmarkStart w:id="16" w:name="_Toc159940800"/>
-      <w:commentRangeStart w:id="17"/>
+      <w:bookmarkStart w:id="15" w:name="_Toc159940800"/>
       <w:r>
         <w:rPr>
           <w:rFonts w:ascii="Oracle Sans" w:hAnsi="Oracle Sans"/>
@@ -4240,17 +4229,7 @@
         </w:rPr>
         <w:t>Enterprise Structure</w:t>
       </w:r>
-      <w:bookmarkEnd w:id="16"/>
-      <w:commentRangeEnd w:id="17"/>
-      <w:r>
-        <w:rPr>
-          <w:rStyle w:val="CommentReference"/>
-          <w:sz w:val="24"/>
-          <w:szCs w:val="24"/>
-          <w:lang w:val="en-IN" w:eastAsia="en-IN"/>
-        </w:rPr>
-        <w:commentReference w:id="17"/>
-      </w:r>
+      <w:bookmarkEnd w:id="15"/>
     </w:p>
     <w:p>
       <w:pPr>
@@ -4380,11 +4359,11 @@
       <w:pPr>
         <w:pStyle w:val="Heading3"/>
       </w:pPr>
-      <w:bookmarkStart w:id="18" w:name="_Toc159940801"/>
+      <w:bookmarkStart w:id="16" w:name="_Toc159940801"/>
       <w:r>
         <w:t>&lt;Module Name&gt;</w:t>
       </w:r>
-      <w:bookmarkEnd w:id="18"/>
+      <w:bookmarkEnd w:id="16"/>
     </w:p>
     <w:p/>
     <w:p>
@@ -4401,8 +4380,8 @@
           <w:szCs w:val="28"/>
         </w:rPr>
       </w:pPr>
-      <w:bookmarkStart w:id="19" w:name="_Toc159926737"/>
-      <w:bookmarkStart w:id="20" w:name="_Toc159940802"/>
+      <w:bookmarkStart w:id="17" w:name="_Toc159926737"/>
+      <w:bookmarkStart w:id="18" w:name="_Toc159940802"/>
       <w:r>
         <w:rPr>
           <w:rFonts w:ascii="Oracle Sans" w:hAnsi="Oracle Sans"/>
@@ -4412,9 +4391,9 @@
         </w:rPr>
         <w:t>Process list</w:t>
       </w:r>
-      <w:bookmarkStart w:id="21" w:name="_Hlk159921705"/>
-      <w:bookmarkEnd w:id="19"/>
-      <w:bookmarkEnd w:id="20"/>
+      <w:bookmarkStart w:id="19" w:name="_Hlk159921705"/>
+      <w:bookmarkEnd w:id="17"/>
+      <w:bookmarkEnd w:id="18"/>
     </w:p>
     <w:p>
       <w:pPr>
@@ -4440,7 +4419,7 @@
       </w:r>
     </w:p>
     <w:p/>
-    <w:bookmarkEnd w:id="21"/>
+    <w:bookmarkEnd w:id="19"/>
     <w:p>
       <w:pPr>
         <w:rPr>
@@ -5213,8 +5192,8 @@
           <w:szCs w:val="28"/>
         </w:rPr>
       </w:pPr>
-      <w:bookmarkStart w:id="22" w:name="_Toc159926738"/>
-      <w:bookmarkStart w:id="23" w:name="_Toc159940803"/>
+      <w:bookmarkStart w:id="20" w:name="_Toc159926738"/>
+      <w:bookmarkStart w:id="21" w:name="_Toc159940803"/>
       <w:r>
         <w:rPr>
           <w:rFonts w:ascii="Oracle Sans" w:hAnsi="Oracle Sans"/>
@@ -5224,8 +5203,8 @@
         </w:rPr>
         <w:t>Roles and functions</w:t>
       </w:r>
-      <w:bookmarkEnd w:id="22"/>
-      <w:bookmarkEnd w:id="23"/>
+      <w:bookmarkEnd w:id="20"/>
+      <w:bookmarkEnd w:id="21"/>
     </w:p>
     <w:p>
       <w:pPr>
@@ -6006,8 +5985,8 @@
           <w:szCs w:val="28"/>
         </w:rPr>
       </w:pPr>
-      <w:bookmarkStart w:id="24" w:name="_Toc159926739"/>
-      <w:bookmarkStart w:id="25" w:name="_Toc159940804"/>
+      <w:bookmarkStart w:id="22" w:name="_Toc159926739"/>
+      <w:bookmarkStart w:id="23" w:name="_Toc159940804"/>
       <w:r>
         <w:rPr>
           <w:rFonts w:ascii="Oracle Sans" w:hAnsi="Oracle Sans"/>
@@ -6017,8 +5996,8 @@
         </w:rPr>
         <w:t>Legend</w:t>
       </w:r>
-      <w:bookmarkEnd w:id="24"/>
-      <w:bookmarkEnd w:id="25"/>
+      <w:bookmarkEnd w:id="22"/>
+      <w:bookmarkEnd w:id="23"/>
     </w:p>
     <w:p>
       <w:pPr>
@@ -6060,7 +6039,7 @@
                     </pic:cNvPicPr>
                   </pic:nvPicPr>
                   <pic:blipFill>
-                    <a:blip r:embed="rId18">
+                    <a:blip r:embed="rId14">
                       <a:extLst>
                         <a:ext uri="{28A0092B-C50C-407E-A947-70E740481C1C}">
                           <a14:useLocalDpi xmlns:a14="http://schemas.microsoft.com/office/drawing/2010/main" val="0"/>
@@ -6111,8 +6090,8 @@
           <w:szCs w:val="28"/>
         </w:rPr>
       </w:pPr>
-      <w:bookmarkStart w:id="26" w:name="_Toc159926740"/>
-      <w:bookmarkStart w:id="27" w:name="_Toc159940805"/>
+      <w:bookmarkStart w:id="24" w:name="_Toc159926740"/>
+      <w:bookmarkStart w:id="25" w:name="_Toc159940805"/>
       <w:r>
         <w:rPr>
           <w:rFonts w:ascii="Oracle Sans" w:hAnsi="Oracle Sans"/>
@@ -6122,8 +6101,8 @@
         </w:rPr>
         <w:t>Glossary</w:t>
       </w:r>
-      <w:bookmarkEnd w:id="26"/>
-      <w:bookmarkEnd w:id="27"/>
+      <w:bookmarkEnd w:id="24"/>
+      <w:bookmarkEnd w:id="25"/>
     </w:p>
     <w:p>
       <w:pPr>
@@ -6237,8 +6216,8 @@
           <w:szCs w:val="28"/>
         </w:rPr>
       </w:pPr>
-      <w:bookmarkStart w:id="28" w:name="_Toc159926741"/>
-      <w:bookmarkStart w:id="29" w:name="_Toc159940806"/>
+      <w:bookmarkStart w:id="26" w:name="_Toc159926741"/>
+      <w:bookmarkStart w:id="27" w:name="_Toc159940806"/>
       <w:r>
         <w:rPr>
           <w:rFonts w:ascii="Oracle Sans" w:hAnsi="Oracle Sans"/>
@@ -6248,8 +6227,8 @@
         </w:rPr>
         <w:t>Key Design Considerations</w:t>
       </w:r>
-      <w:bookmarkEnd w:id="28"/>
-      <w:bookmarkEnd w:id="29"/>
+      <w:bookmarkEnd w:id="26"/>
+      <w:bookmarkEnd w:id="27"/>
     </w:p>
     <w:p>
       <w:pPr>
@@ -7856,9 +7835,9 @@
           <w:lang w:val="en-IN" w:eastAsia="en-IN"/>
         </w:rPr>
       </w:pPr>
-      <w:bookmarkStart w:id="30" w:name="_Toc159926747"/>
-      <w:bookmarkStart w:id="31" w:name="_Hlk159924838"/>
-      <w:bookmarkStart w:id="32" w:name="_Toc159940807"/>
+      <w:bookmarkStart w:id="28" w:name="_Toc159926747"/>
+      <w:bookmarkStart w:id="29" w:name="_Hlk159924838"/>
+      <w:bookmarkStart w:id="30" w:name="_Toc159940807"/>
       <w:r>
         <w:rPr>
           <w:rFonts w:ascii="Oracle Sans" w:hAnsi="Oracle Sans"/>
@@ -7885,11 +7864,11 @@
         <w:tab/>
         <w:t>Process - &lt;Process Name&gt;</w:t>
       </w:r>
-      <w:bookmarkStart w:id="33" w:name="_Toc17621461"/>
+      <w:bookmarkStart w:id="31" w:name="_Toc17621461"/>
+      <w:bookmarkEnd w:id="28"/>
+      <w:bookmarkEnd w:id="29"/>
       <w:bookmarkEnd w:id="30"/>
       <w:bookmarkEnd w:id="31"/>
-      <w:bookmarkEnd w:id="32"/>
-      <w:bookmarkEnd w:id="33"/>
     </w:p>
     <w:p>
       <w:pPr>
@@ -7922,7 +7901,7 @@
                     </pic:cNvPicPr>
                   </pic:nvPicPr>
                   <pic:blipFill>
-                    <a:blip r:embed="rId19">
+                    <a:blip r:embed="rId15">
                       <a:extLst>
                         <a:ext uri="{28A0092B-C50C-407E-A947-70E740481C1C}">
                           <a14:useLocalDpi xmlns:a14="http://schemas.microsoft.com/office/drawing/2010/main" val="0"/>
@@ -7983,8 +7962,8 @@
           <w:lang w:val="en-IN" w:eastAsia="en-IN"/>
         </w:rPr>
       </w:pPr>
-      <w:bookmarkStart w:id="34" w:name="_Toc159926748"/>
-      <w:bookmarkStart w:id="35" w:name="_Toc159940808"/>
+      <w:bookmarkStart w:id="32" w:name="_Toc159926748"/>
+      <w:bookmarkStart w:id="33" w:name="_Toc159940808"/>
       <w:r>
         <w:rPr>
           <w:rFonts w:ascii="Oracle Sans" w:hAnsi="Oracle Sans"/>
@@ -8010,37 +7989,37 @@
         <w:tab/>
         <w:t>Attributes</w:t>
       </w:r>
+      <w:bookmarkEnd w:id="32"/>
+      <w:bookmarkEnd w:id="33"/>
+    </w:p>
+    <w:p>
+      <w:pPr>
+        <w:rPr>
+          <w:rFonts w:ascii="Oracle Sans" w:hAnsi="Oracle Sans" w:cs="Calibri"/>
+          <w:color w:val="000000"/>
+        </w:rPr>
+      </w:pPr>
+    </w:p>
+    <w:p>
+      <w:pPr>
+        <w:rPr>
+          <w:rFonts w:ascii="Oracle Sans" w:hAnsi="Oracle Sans" w:cs="Calibri"/>
+          <w:b/>
+          <w:color w:val="000000"/>
+        </w:rPr>
+      </w:pPr>
+      <w:bookmarkStart w:id="34" w:name="_Toc3994107"/>
+      <w:bookmarkStart w:id="35" w:name="_Toc15047459"/>
+      <w:r>
+        <w:rPr>
+          <w:rFonts w:ascii="Oracle Sans" w:hAnsi="Oracle Sans" w:cs="Calibri"/>
+          <w:b/>
+          <w:color w:val="000000"/>
+        </w:rPr>
+        <w:t>Full name</w:t>
+      </w:r>
       <w:bookmarkEnd w:id="34"/>
       <w:bookmarkEnd w:id="35"/>
-    </w:p>
-    <w:p>
-      <w:pPr>
-        <w:rPr>
-          <w:rFonts w:ascii="Oracle Sans" w:hAnsi="Oracle Sans" w:cs="Calibri"/>
-          <w:color w:val="000000"/>
-        </w:rPr>
-      </w:pPr>
-    </w:p>
-    <w:p>
-      <w:pPr>
-        <w:rPr>
-          <w:rFonts w:ascii="Oracle Sans" w:hAnsi="Oracle Sans" w:cs="Calibri"/>
-          <w:b/>
-          <w:color w:val="000000"/>
-        </w:rPr>
-      </w:pPr>
-      <w:bookmarkStart w:id="36" w:name="_Toc3994107"/>
-      <w:bookmarkStart w:id="37" w:name="_Toc15047459"/>
-      <w:r>
-        <w:rPr>
-          <w:rFonts w:ascii="Oracle Sans" w:hAnsi="Oracle Sans" w:cs="Calibri"/>
-          <w:b/>
-          <w:color w:val="000000"/>
-        </w:rPr>
-        <w:t>Full name</w:t>
-      </w:r>
-      <w:bookmarkEnd w:id="36"/>
-      <w:bookmarkEnd w:id="37"/>
     </w:p>
     <w:p>
       <w:pPr>
@@ -8071,8 +8050,8 @@
           <w:color w:val="000000"/>
         </w:rPr>
       </w:pPr>
-      <w:bookmarkStart w:id="38" w:name="_Toc3994108"/>
-      <w:bookmarkStart w:id="39" w:name="_Toc15047460"/>
+      <w:bookmarkStart w:id="36" w:name="_Toc3994108"/>
+      <w:bookmarkStart w:id="37" w:name="_Toc15047460"/>
       <w:r>
         <w:rPr>
           <w:rFonts w:ascii="Oracle Sans" w:hAnsi="Oracle Sans" w:cs="Calibri"/>
@@ -8081,8 +8060,8 @@
         </w:rPr>
         <w:t>Description</w:t>
       </w:r>
-      <w:bookmarkEnd w:id="38"/>
-      <w:bookmarkEnd w:id="39"/>
+      <w:bookmarkEnd w:id="36"/>
+      <w:bookmarkEnd w:id="37"/>
     </w:p>
     <w:p>
       <w:pPr>
@@ -8095,7 +8074,7 @@
           <w:color w:val="000000"/>
         </w:rPr>
       </w:pPr>
-      <w:bookmarkStart w:id="40" w:name="_Toc3994109"/>
+      <w:bookmarkStart w:id="38" w:name="_Toc3994109"/>
       <w:r>
         <w:rPr>
           <w:rFonts w:ascii="Oracle Sans" w:hAnsi="Oracle Sans" w:cs="Calibri"/>
@@ -8112,7 +8091,7 @@
           <w:color w:val="000000"/>
         </w:rPr>
       </w:pPr>
-      <w:bookmarkStart w:id="41" w:name="_Toc15047461"/>
+      <w:bookmarkStart w:id="39" w:name="_Toc15047461"/>
       <w:r>
         <w:rPr>
           <w:rFonts w:ascii="Oracle Sans" w:hAnsi="Oracle Sans" w:cs="Calibri"/>
@@ -8121,8 +8100,8 @@
         </w:rPr>
         <w:t>Business Rules and Policies</w:t>
       </w:r>
-      <w:bookmarkEnd w:id="40"/>
-      <w:bookmarkEnd w:id="41"/>
+      <w:bookmarkEnd w:id="38"/>
+      <w:bookmarkEnd w:id="39"/>
     </w:p>
     <w:p>
       <w:pPr>
@@ -8170,8 +8149,8 @@
           <w:color w:val="000000"/>
         </w:rPr>
       </w:pPr>
-      <w:bookmarkStart w:id="42" w:name="_Toc3994110"/>
-      <w:bookmarkStart w:id="43" w:name="_Toc15047462"/>
+      <w:bookmarkStart w:id="40" w:name="_Toc3994110"/>
+      <w:bookmarkStart w:id="41" w:name="_Toc15047462"/>
       <w:r>
         <w:rPr>
           <w:rFonts w:ascii="Oracle Sans" w:hAnsi="Oracle Sans" w:cs="Calibri"/>
@@ -8180,8 +8159,8 @@
         </w:rPr>
         <w:t>Supporting systems / applications</w:t>
       </w:r>
-      <w:bookmarkEnd w:id="42"/>
-      <w:bookmarkEnd w:id="43"/>
+      <w:bookmarkEnd w:id="40"/>
+      <w:bookmarkEnd w:id="41"/>
     </w:p>
     <w:p>
       <w:pPr>
@@ -8233,8 +8212,8 @@
           <w:color w:val="000000"/>
         </w:rPr>
       </w:pPr>
-      <w:bookmarkStart w:id="44" w:name="_Toc3994111"/>
-      <w:bookmarkStart w:id="45" w:name="_Toc15047463"/>
+      <w:bookmarkStart w:id="42" w:name="_Toc3994111"/>
+      <w:bookmarkStart w:id="43" w:name="_Toc15047463"/>
       <w:r>
         <w:rPr>
           <w:rFonts w:ascii="Oracle Sans" w:hAnsi="Oracle Sans" w:cs="Calibri"/>
@@ -8243,8 +8222,8 @@
         </w:rPr>
         <w:t>Subprocesses</w:t>
       </w:r>
-      <w:bookmarkEnd w:id="44"/>
-      <w:bookmarkEnd w:id="45"/>
+      <w:bookmarkEnd w:id="42"/>
+      <w:bookmarkEnd w:id="43"/>
     </w:p>
     <w:p>
       <w:pPr>
@@ -8323,7 +8302,7 @@
           <w:lang w:val="en-GB" w:eastAsia="en-IN"/>
         </w:rPr>
       </w:pPr>
-      <w:bookmarkStart w:id="46" w:name="_Toc159940809"/>
+      <w:bookmarkStart w:id="44" w:name="_Toc159940809"/>
       <w:r>
         <w:rPr>
           <w:rFonts w:ascii="Oracle Sans" w:hAnsi="Oracle Sans"/>
@@ -8349,14 +8328,14 @@
         <w:tab/>
         <w:t>Subprocess details</w:t>
       </w:r>
-      <w:bookmarkStart w:id="47" w:name="_Toc3994112"/>
-      <w:bookmarkStart w:id="48" w:name="_Toc15047464"/>
-      <w:bookmarkStart w:id="49" w:name="_Hlk159936163"/>
-      <w:bookmarkStart w:id="50" w:name="_Toc15047465"/>
+      <w:bookmarkStart w:id="45" w:name="_Toc3994112"/>
+      <w:bookmarkStart w:id="46" w:name="_Toc15047464"/>
+      <w:bookmarkStart w:id="47" w:name="_Hlk159936163"/>
+      <w:bookmarkStart w:id="48" w:name="_Toc15047465"/>
+      <w:bookmarkEnd w:id="44"/>
+      <w:bookmarkEnd w:id="45"/>
       <w:bookmarkEnd w:id="46"/>
       <w:bookmarkEnd w:id="47"/>
-      <w:bookmarkEnd w:id="48"/>
-      <w:bookmarkEnd w:id="49"/>
     </w:p>
     <w:p>
       <w:pPr>
@@ -8390,7 +8369,7 @@
         </w:rPr>
         <w:t>Subprocess diagram - &lt;Subprocess Name&gt;</w:t>
       </w:r>
-      <w:bookmarkEnd w:id="50"/>
+      <w:bookmarkEnd w:id="48"/>
     </w:p>
     <w:p>
       <w:pPr>
@@ -8424,7 +8403,7 @@
                     <pic:cNvPicPr/>
                   </pic:nvPicPr>
                   <pic:blipFill>
-                    <a:blip r:embed="rId20"/>
+                    <a:blip r:embed="rId16"/>
                     <a:stretch>
                       <a:fillRect/>
                     </a:stretch>
@@ -8464,7 +8443,7 @@
           <w:color w:val="17365D" w:themeColor="text2" w:themeShade="BF"/>
         </w:rPr>
       </w:pPr>
-      <w:bookmarkStart w:id="51" w:name="_Toc15047466"/>
+      <w:bookmarkStart w:id="49" w:name="_Toc15047466"/>
       <w:r>
         <w:rPr>
           <w:rFonts w:ascii="Oracle Sans" w:hAnsi="Oracle Sans" w:cs="Arial"/>
@@ -8473,7 +8452,7 @@
         </w:rPr>
         <w:t>Subprocess description - &lt;Subprocess Name&gt;</w:t>
       </w:r>
-      <w:bookmarkEnd w:id="51"/>
+      <w:bookmarkEnd w:id="49"/>
     </w:p>
     <w:p>
       <w:pPr>
@@ -8874,7 +8853,7 @@
                     </pic:cNvPicPr>
                   </pic:nvPicPr>
                   <pic:blipFill>
-                    <a:blip r:embed="rId21" r:link="rId22">
+                    <a:blip r:embed="rId17" r:link="rId18">
                       <a:extLst>
                         <a:ext uri="{28A0092B-C50C-407E-A947-70E740481C1C}">
                           <a14:useLocalDpi xmlns:a14="http://schemas.microsoft.com/office/drawing/2010/main" val="0"/>
@@ -8961,7 +8940,7 @@
           <w:lang w:val="en-GB" w:eastAsia="en-IN"/>
         </w:rPr>
       </w:pPr>
-      <w:bookmarkStart w:id="52" w:name="_Toc159940810"/>
+      <w:bookmarkStart w:id="50" w:name="_Toc159940810"/>
       <w:r>
         <w:rPr>
           <w:rFonts w:ascii="Oracle Sans" w:hAnsi="Oracle Sans"/>
@@ -8986,7 +8965,7 @@
         </w:rPr>
         <w:tab/>
       </w:r>
-      <w:bookmarkStart w:id="53" w:name="_Toc15047467"/>
+      <w:bookmarkStart w:id="51" w:name="_Toc15047467"/>
       <w:r>
         <w:rPr>
           <w:rFonts w:ascii="Oracle Sans" w:hAnsi="Oracle Sans"/>
@@ -8996,8 +8975,8 @@
         </w:rPr>
         <w:t>Subprocess details</w:t>
       </w:r>
-      <w:bookmarkEnd w:id="52"/>
-      <w:bookmarkEnd w:id="53"/>
+      <w:bookmarkEnd w:id="50"/>
+      <w:bookmarkEnd w:id="51"/>
     </w:p>
     <w:p>
       <w:pPr>
@@ -9015,7 +8994,7 @@
           <w:color w:val="17365D" w:themeColor="text2" w:themeShade="BF"/>
         </w:rPr>
       </w:pPr>
-      <w:bookmarkStart w:id="54" w:name="_Toc15047468"/>
+      <w:bookmarkStart w:id="52" w:name="_Toc15047468"/>
       <w:r>
         <w:rPr>
           <w:rFonts w:ascii="Oracle Sans" w:hAnsi="Oracle Sans" w:cs="Arial"/>
@@ -9024,7 +9003,7 @@
         </w:rPr>
         <w:t>Subprocess diagram - &lt;Subprocess Name&gt;</w:t>
       </w:r>
-      <w:bookmarkEnd w:id="54"/>
+      <w:bookmarkEnd w:id="52"/>
     </w:p>
     <w:p>
       <w:pPr>
@@ -9058,7 +9037,7 @@
                     <pic:cNvPicPr/>
                   </pic:nvPicPr>
                   <pic:blipFill>
-                    <a:blip r:embed="rId23"/>
+                    <a:blip r:embed="rId19"/>
                     <a:stretch>
                       <a:fillRect/>
                     </a:stretch>
@@ -9087,7 +9066,7 @@
           <w:color w:val="17365D" w:themeColor="text2" w:themeShade="BF"/>
         </w:rPr>
       </w:pPr>
-      <w:bookmarkStart w:id="55" w:name="_Toc15047469"/>
+      <w:bookmarkStart w:id="53" w:name="_Toc15047469"/>
     </w:p>
     <w:p>
       <w:pPr>
@@ -9114,7 +9093,7 @@
         </w:rPr>
         <w:t>Subprocess description - &lt;Subprocess Name&gt;</w:t>
       </w:r>
-      <w:bookmarkEnd w:id="55"/>
+      <w:bookmarkEnd w:id="53"/>
     </w:p>
     <w:p>
       <w:pPr>
@@ -9671,8 +9650,8 @@
           <w:lang w:val="en-IN" w:eastAsia="en-IN"/>
         </w:rPr>
       </w:pPr>
-      <w:bookmarkStart w:id="56" w:name="_Toc159926752"/>
-      <w:bookmarkStart w:id="57" w:name="_Toc159940811"/>
+      <w:bookmarkStart w:id="54" w:name="_Toc159926752"/>
+      <w:bookmarkStart w:id="55" w:name="_Toc159940811"/>
       <w:r>
         <w:rPr>
           <w:rFonts w:ascii="Oracle Sans" w:hAnsi="Oracle Sans"/>
@@ -9698,11 +9677,11 @@
         <w:tab/>
         <w:t>Process - &lt;Process Name&gt;</w:t>
       </w:r>
-      <w:bookmarkStart w:id="58" w:name="_Hlk159936822"/>
-      <w:bookmarkEnd w:id="56"/>
-      <w:bookmarkEnd w:id="57"/>
-    </w:p>
-    <w:bookmarkEnd w:id="58"/>
+      <w:bookmarkStart w:id="56" w:name="_Hlk159936822"/>
+      <w:bookmarkEnd w:id="54"/>
+      <w:bookmarkEnd w:id="55"/>
+    </w:p>
+    <w:bookmarkEnd w:id="56"/>
     <w:p>
       <w:pPr>
         <w:rPr>
@@ -9742,7 +9721,7 @@
                     </pic:cNvPicPr>
                   </pic:nvPicPr>
                   <pic:blipFill>
-                    <a:blip r:embed="rId24">
+                    <a:blip r:embed="rId20">
                       <a:extLst>
                         <a:ext uri="{28A0092B-C50C-407E-A947-70E740481C1C}">
                           <a14:useLocalDpi xmlns:a14="http://schemas.microsoft.com/office/drawing/2010/main" val="0"/>
@@ -9795,7 +9774,7 @@
           <w:lang w:val="en-IN" w:eastAsia="en-IN"/>
         </w:rPr>
       </w:pPr>
-      <w:bookmarkStart w:id="59" w:name="_Toc159940812"/>
+      <w:bookmarkStart w:id="57" w:name="_Toc159940812"/>
       <w:r>
         <w:rPr>
           <w:rFonts w:ascii="Oracle Sans" w:hAnsi="Oracle Sans"/>
@@ -9822,7 +9801,7 @@
         <w:tab/>
         <w:t>Attributes</w:t>
       </w:r>
-      <w:bookmarkEnd w:id="59"/>
+      <w:bookmarkEnd w:id="57"/>
     </w:p>
     <w:p>
       <w:pPr>
@@ -9841,7 +9820,7 @@
           <w:color w:val="000000"/>
         </w:rPr>
       </w:pPr>
-      <w:bookmarkStart w:id="60" w:name="_Toc15047472"/>
+      <w:bookmarkStart w:id="58" w:name="_Toc15047472"/>
       <w:r>
         <w:rPr>
           <w:rFonts w:ascii="Oracle Sans" w:hAnsi="Oracle Sans" w:cs="Calibri"/>
@@ -9850,7 +9829,7 @@
         </w:rPr>
         <w:t>Full name</w:t>
       </w:r>
-      <w:bookmarkEnd w:id="60"/>
+      <w:bookmarkEnd w:id="58"/>
     </w:p>
     <w:p>
       <w:pPr>
@@ -9881,7 +9860,7 @@
           <w:color w:val="000000"/>
         </w:rPr>
       </w:pPr>
-      <w:bookmarkStart w:id="61" w:name="_Toc15047473"/>
+      <w:bookmarkStart w:id="59" w:name="_Toc15047473"/>
       <w:r>
         <w:rPr>
           <w:rFonts w:ascii="Oracle Sans" w:hAnsi="Oracle Sans" w:cs="Calibri"/>
@@ -9890,7 +9869,7 @@
         </w:rPr>
         <w:t>Description</w:t>
       </w:r>
-      <w:bookmarkEnd w:id="61"/>
+      <w:bookmarkEnd w:id="59"/>
     </w:p>
     <w:p>
       <w:pPr>
@@ -9946,7 +9925,7 @@
           <w:color w:val="000000"/>
         </w:rPr>
       </w:pPr>
-      <w:bookmarkStart w:id="62" w:name="_Toc15047474"/>
+      <w:bookmarkStart w:id="60" w:name="_Toc15047474"/>
       <w:r>
         <w:rPr>
           <w:rFonts w:ascii="Oracle Sans" w:hAnsi="Oracle Sans" w:cs="Calibri"/>
@@ -9955,7 +9934,7 @@
         </w:rPr>
         <w:t>Business Rules and Policies</w:t>
       </w:r>
-      <w:bookmarkEnd w:id="62"/>
+      <w:bookmarkEnd w:id="60"/>
     </w:p>
     <w:p>
       <w:pPr>
@@ -9998,7 +9977,7 @@
           <w:color w:val="000000"/>
         </w:rPr>
       </w:pPr>
-      <w:bookmarkStart w:id="63" w:name="_Toc15047475"/>
+      <w:bookmarkStart w:id="61" w:name="_Toc15047475"/>
       <w:r>
         <w:rPr>
           <w:rFonts w:ascii="Oracle Sans" w:hAnsi="Oracle Sans" w:cs="Calibri"/>
@@ -10007,7 +9986,7 @@
         </w:rPr>
         <w:t>Supporting systems / applications</w:t>
       </w:r>
-      <w:bookmarkEnd w:id="63"/>
+      <w:bookmarkEnd w:id="61"/>
     </w:p>
     <w:p>
       <w:pPr>
@@ -10062,7 +10041,7 @@
           <w:color w:val="000000"/>
         </w:rPr>
       </w:pPr>
-      <w:bookmarkStart w:id="64" w:name="_Toc15047476"/>
+      <w:bookmarkStart w:id="62" w:name="_Toc15047476"/>
       <w:r>
         <w:rPr>
           <w:rFonts w:ascii="Oracle Sans" w:hAnsi="Oracle Sans" w:cs="Calibri"/>
@@ -10071,7 +10050,7 @@
         </w:rPr>
         <w:t>Subprocesses</w:t>
       </w:r>
-      <w:bookmarkEnd w:id="64"/>
+      <w:bookmarkEnd w:id="62"/>
     </w:p>
     <w:p>
       <w:pPr>
@@ -10171,8 +10150,8 @@
           <w:lang w:val="en-GB" w:eastAsia="en-IN"/>
         </w:rPr>
       </w:pPr>
-      <w:bookmarkStart w:id="65" w:name="_Hlk159936699"/>
-      <w:bookmarkStart w:id="66" w:name="_Toc159940813"/>
+      <w:bookmarkStart w:id="63" w:name="_Hlk159936699"/>
+      <w:bookmarkStart w:id="64" w:name="_Toc159940813"/>
       <w:r>
         <w:rPr>
           <w:rFonts w:ascii="Oracle Sans" w:hAnsi="Oracle Sans"/>
@@ -10206,8 +10185,8 @@
         </w:rPr>
         <w:t>Subprocess details</w:t>
       </w:r>
-      <w:bookmarkEnd w:id="65"/>
-      <w:bookmarkEnd w:id="66"/>
+      <w:bookmarkEnd w:id="63"/>
+      <w:bookmarkEnd w:id="64"/>
     </w:p>
     <w:p>
       <w:pPr>
@@ -10216,7 +10195,7 @@
           <w:color w:val="000000"/>
         </w:rPr>
       </w:pPr>
-      <w:bookmarkStart w:id="67" w:name="_Toc15047478"/>
+      <w:bookmarkStart w:id="65" w:name="_Toc15047478"/>
     </w:p>
     <w:p>
       <w:pPr>
@@ -10234,7 +10213,7 @@
         </w:rPr>
         <w:t>Subprocess diagram - &lt;Subprocess Name&gt;</w:t>
       </w:r>
-      <w:bookmarkEnd w:id="67"/>
+      <w:bookmarkEnd w:id="65"/>
     </w:p>
     <w:p>
       <w:pPr>
@@ -10267,7 +10246,7 @@
                     <pic:cNvPicPr/>
                   </pic:nvPicPr>
                   <pic:blipFill>
-                    <a:blip r:embed="rId25"/>
+                    <a:blip r:embed="rId21"/>
                     <a:stretch>
                       <a:fillRect/>
                     </a:stretch>
@@ -10306,7 +10285,7 @@
           <w:color w:val="17365D" w:themeColor="text2" w:themeShade="BF"/>
         </w:rPr>
       </w:pPr>
-      <w:bookmarkStart w:id="68" w:name="_Toc15047479"/>
+      <w:bookmarkStart w:id="66" w:name="_Toc15047479"/>
       <w:r>
         <w:rPr>
           <w:rFonts w:ascii="Oracle Sans" w:hAnsi="Oracle Sans" w:cs="Arial"/>
@@ -10316,7 +10295,7 @@
         <w:lastRenderedPageBreak/>
         <w:t>Subprocess description - &lt;Subprocess Name&gt;</w:t>
       </w:r>
-      <w:bookmarkEnd w:id="68"/>
+      <w:bookmarkEnd w:id="66"/>
     </w:p>
     <w:p>
       <w:pPr>
@@ -10620,8 +10599,8 @@
                 <w:kern w:val="24"/>
               </w:rPr>
             </w:pPr>
-            <w:bookmarkStart w:id="69" w:name="_Toc15047480"/>
-            <w:bookmarkStart w:id="70" w:name="_Toc159940814"/>
+            <w:bookmarkStart w:id="67" w:name="_Toc15047480"/>
+            <w:bookmarkStart w:id="68" w:name="_Toc159940814"/>
             <w:r>
               <w:rPr>
                 <w:rFonts w:ascii="Oracle Sans" w:hAnsi="Oracle Sans" w:cs="Arial"/>
@@ -10631,8 +10610,8 @@
               </w:rPr>
               <w:t>&lt;Name / Activity&gt;</w:t>
             </w:r>
-            <w:bookmarkEnd w:id="69"/>
-            <w:bookmarkEnd w:id="70"/>
+            <w:bookmarkEnd w:id="67"/>
+            <w:bookmarkEnd w:id="68"/>
           </w:p>
           <w:p>
             <w:pPr>
@@ -10768,7 +10747,7 @@
           <w:lang w:val="en-GB" w:eastAsia="en-IN"/>
         </w:rPr>
       </w:pPr>
-      <w:bookmarkStart w:id="71" w:name="_Hlk159937000"/>
+      <w:bookmarkStart w:id="69" w:name="_Hlk159937000"/>
       <w:r>
         <w:rPr>
           <w:rFonts w:ascii="Oracle Sans" w:hAnsi="Oracle Sans"/>
@@ -10805,7 +10784,7 @@
         <w:t>Subprocess details</w:t>
       </w:r>
     </w:p>
-    <w:bookmarkEnd w:id="71"/>
+    <w:bookmarkEnd w:id="69"/>
     <w:p>
       <w:pPr>
         <w:rPr>
@@ -10822,7 +10801,7 @@
           <w:color w:val="17365D" w:themeColor="text2" w:themeShade="BF"/>
         </w:rPr>
       </w:pPr>
-      <w:bookmarkStart w:id="72" w:name="_Toc15047482"/>
+      <w:bookmarkStart w:id="70" w:name="_Toc15047482"/>
       <w:r>
         <w:rPr>
           <w:rFonts w:ascii="Oracle Sans" w:hAnsi="Oracle Sans" w:cs="Arial"/>
@@ -10831,7 +10810,7 @@
         </w:rPr>
         <w:t>Subprocess diagram - &lt;Subprocess Name&gt;</w:t>
       </w:r>
-      <w:bookmarkEnd w:id="72"/>
+      <w:bookmarkEnd w:id="70"/>
     </w:p>
     <w:p>
       <w:pPr>
@@ -10865,7 +10844,7 @@
                     <pic:cNvPicPr/>
                   </pic:nvPicPr>
                   <pic:blipFill>
-                    <a:blip r:embed="rId26"/>
+                    <a:blip r:embed="rId22"/>
                     <a:stretch>
                       <a:fillRect/>
                     </a:stretch>
@@ -10894,7 +10873,7 @@
           <w:color w:val="17365D" w:themeColor="text2" w:themeShade="BF"/>
         </w:rPr>
       </w:pPr>
-      <w:bookmarkStart w:id="73" w:name="_Toc15047483"/>
+      <w:bookmarkStart w:id="71" w:name="_Toc15047483"/>
       <w:r>
         <w:rPr>
           <w:rFonts w:ascii="Oracle Sans" w:hAnsi="Oracle Sans" w:cs="Arial"/>
@@ -10903,7 +10882,7 @@
         </w:rPr>
         <w:t>Subprocess description - &lt;Subprocess Name&gt;</w:t>
       </w:r>
-      <w:bookmarkEnd w:id="73"/>
+      <w:bookmarkEnd w:id="71"/>
     </w:p>
     <w:p>
       <w:pPr>
@@ -11578,7 +11557,7 @@
           <w:lang w:val="en-IN" w:eastAsia="en-IN"/>
         </w:rPr>
       </w:pPr>
-      <w:bookmarkStart w:id="74" w:name="_Toc159940815"/>
+      <w:bookmarkStart w:id="72" w:name="_Toc159940815"/>
       <w:r>
         <w:rPr>
           <w:rFonts w:ascii="Oracle Sans" w:hAnsi="Oracle Sans"/>
@@ -11604,7 +11583,7 @@
         <w:tab/>
         <w:t>Process - &lt;Process Name&gt;</w:t>
       </w:r>
-      <w:bookmarkEnd w:id="74"/>
+      <w:bookmarkEnd w:id="72"/>
     </w:p>
     <w:p>
       <w:pPr>
@@ -11641,7 +11620,7 @@
                     <pic:cNvPicPr/>
                   </pic:nvPicPr>
                   <pic:blipFill>
-                    <a:blip r:embed="rId27"/>
+                    <a:blip r:embed="rId23"/>
                     <a:stretch>
                       <a:fillRect/>
                     </a:stretch>
@@ -11686,7 +11665,7 @@
           <w:lang w:val="en-IN" w:eastAsia="en-IN"/>
         </w:rPr>
       </w:pPr>
-      <w:bookmarkStart w:id="75" w:name="_Toc159940816"/>
+      <w:bookmarkStart w:id="73" w:name="_Toc159940816"/>
       <w:r>
         <w:rPr>
           <w:rFonts w:ascii="Oracle Sans" w:hAnsi="Oracle Sans"/>
@@ -11712,7 +11691,7 @@
         <w:tab/>
         <w:t>Attributes</w:t>
       </w:r>
-      <w:bookmarkEnd w:id="75"/>
+      <w:bookmarkEnd w:id="73"/>
     </w:p>
     <w:p>
       <w:pPr>
@@ -11731,7 +11710,7 @@
           <w:color w:val="000000"/>
         </w:rPr>
       </w:pPr>
-      <w:bookmarkStart w:id="76" w:name="_Toc15047486"/>
+      <w:bookmarkStart w:id="74" w:name="_Toc15047486"/>
       <w:r>
         <w:rPr>
           <w:rFonts w:ascii="Oracle Sans" w:hAnsi="Oracle Sans" w:cs="Calibri"/>
@@ -11740,7 +11719,7 @@
         </w:rPr>
         <w:t>Full name</w:t>
       </w:r>
-      <w:bookmarkEnd w:id="76"/>
+      <w:bookmarkEnd w:id="74"/>
     </w:p>
     <w:p>
       <w:pPr>
@@ -11770,7 +11749,7 @@
           <w:color w:val="000000"/>
         </w:rPr>
       </w:pPr>
-      <w:bookmarkStart w:id="77" w:name="_Toc15047487"/>
+      <w:bookmarkStart w:id="75" w:name="_Toc15047487"/>
       <w:r>
         <w:rPr>
           <w:rFonts w:ascii="Oracle Sans" w:hAnsi="Oracle Sans" w:cs="Calibri"/>
@@ -11779,7 +11758,7 @@
         </w:rPr>
         <w:t>Description</w:t>
       </w:r>
-      <w:bookmarkEnd w:id="77"/>
+      <w:bookmarkEnd w:id="75"/>
     </w:p>
     <w:p>
       <w:pPr>
@@ -11841,7 +11820,7 @@
           <w:color w:val="000000"/>
         </w:rPr>
       </w:pPr>
-      <w:bookmarkStart w:id="78" w:name="_Toc15047488"/>
+      <w:bookmarkStart w:id="76" w:name="_Toc15047488"/>
       <w:r>
         <w:rPr>
           <w:rFonts w:ascii="Oracle Sans" w:hAnsi="Oracle Sans" w:cs="Calibri"/>
@@ -11850,7 +11829,7 @@
         </w:rPr>
         <w:t>Business Rules and Policies</w:t>
       </w:r>
-      <w:bookmarkEnd w:id="78"/>
+      <w:bookmarkEnd w:id="76"/>
     </w:p>
     <w:p>
       <w:pPr>
@@ -11917,7 +11896,7 @@
           <w:color w:val="000000"/>
         </w:rPr>
       </w:pPr>
-      <w:bookmarkStart w:id="79" w:name="_Toc15047489"/>
+      <w:bookmarkStart w:id="77" w:name="_Toc15047489"/>
       <w:r>
         <w:rPr>
           <w:rFonts w:ascii="Oracle Sans" w:hAnsi="Oracle Sans" w:cs="Calibri"/>
@@ -11926,7 +11905,7 @@
         </w:rPr>
         <w:t>Supporting systems / applications</w:t>
       </w:r>
-      <w:bookmarkEnd w:id="79"/>
+      <w:bookmarkEnd w:id="77"/>
     </w:p>
     <w:p>
       <w:pPr>
@@ -11982,7 +11961,7 @@
           <w:color w:val="000000"/>
         </w:rPr>
       </w:pPr>
-      <w:bookmarkStart w:id="80" w:name="_Toc15047490"/>
+      <w:bookmarkStart w:id="78" w:name="_Toc15047490"/>
       <w:r>
         <w:rPr>
           <w:rFonts w:ascii="Oracle Sans" w:hAnsi="Oracle Sans" w:cs="Calibri"/>
@@ -11991,7 +11970,7 @@
         </w:rPr>
         <w:t>Subprocesses</w:t>
       </w:r>
-      <w:bookmarkEnd w:id="80"/>
+      <w:bookmarkEnd w:id="78"/>
     </w:p>
     <w:p>
       <w:pPr>
@@ -12180,7 +12159,7 @@
           <w:lang w:val="en-GB"/>
         </w:rPr>
       </w:pPr>
-      <w:bookmarkStart w:id="81" w:name="_Toc15047492"/>
+      <w:bookmarkStart w:id="79" w:name="_Toc15047492"/>
       <w:r>
         <w:rPr>
           <w:rFonts w:ascii="Oracle Sans" w:hAnsi="Oracle Sans" w:cs="Arial"/>
@@ -12189,7 +12168,7 @@
         </w:rPr>
         <w:t>Subprocess Diagram - &lt;Subprocess Name&gt;</w:t>
       </w:r>
-      <w:bookmarkEnd w:id="81"/>
+      <w:bookmarkEnd w:id="79"/>
     </w:p>
     <w:p>
       <w:pPr>
@@ -12221,7 +12200,7 @@
                     <pic:cNvPicPr/>
                   </pic:nvPicPr>
                   <pic:blipFill>
-                    <a:blip r:embed="rId20"/>
+                    <a:blip r:embed="rId16"/>
                     <a:stretch>
                       <a:fillRect/>
                     </a:stretch>
@@ -12259,7 +12238,7 @@
           <w:color w:val="17365D" w:themeColor="text2" w:themeShade="BF"/>
         </w:rPr>
       </w:pPr>
-      <w:bookmarkStart w:id="82" w:name="_Toc15047493"/>
+      <w:bookmarkStart w:id="80" w:name="_Toc15047493"/>
       <w:r>
         <w:rPr>
           <w:rFonts w:ascii="Oracle Sans" w:hAnsi="Oracle Sans" w:cs="Arial"/>
@@ -12268,7 +12247,7 @@
         </w:rPr>
         <w:t>Subprocess Description - &lt;Subprocess Name&gt;</w:t>
       </w:r>
-      <w:bookmarkEnd w:id="82"/>
+      <w:bookmarkEnd w:id="80"/>
     </w:p>
     <w:tbl>
       <w:tblPr>
@@ -12662,7 +12641,7 @@
                     </pic:cNvPicPr>
                   </pic:nvPicPr>
                   <pic:blipFill>
-                    <a:blip r:embed="rId21" r:link="rId22">
+                    <a:blip r:embed="rId17" r:link="rId18">
                       <a:extLst>
                         <a:ext uri="{28A0092B-C50C-407E-A947-70E740481C1C}">
                           <a14:useLocalDpi xmlns:a14="http://schemas.microsoft.com/office/drawing/2010/main" val="0"/>
@@ -12773,7 +12752,7 @@
           <w:color w:val="17365D" w:themeColor="text2" w:themeShade="BF"/>
         </w:rPr>
       </w:pPr>
-      <w:bookmarkStart w:id="83" w:name="_Toc15047495"/>
+      <w:bookmarkStart w:id="81" w:name="_Toc15047495"/>
       <w:r>
         <w:rPr>
           <w:rFonts w:ascii="Oracle Sans" w:hAnsi="Oracle Sans" w:cs="Arial"/>
@@ -12782,7 +12761,7 @@
         </w:rPr>
         <w:t>Subprocess Diagram - &lt;Subprocess Name&gt;</w:t>
       </w:r>
-      <w:bookmarkEnd w:id="83"/>
+      <w:bookmarkEnd w:id="81"/>
     </w:p>
     <w:p>
       <w:pPr>
@@ -12814,7 +12793,7 @@
                     <pic:cNvPicPr/>
                   </pic:nvPicPr>
                   <pic:blipFill>
-                    <a:blip r:embed="rId20"/>
+                    <a:blip r:embed="rId16"/>
                     <a:stretch>
                       <a:fillRect/>
                     </a:stretch>
@@ -12852,7 +12831,7 @@
           <w:color w:val="17365D" w:themeColor="text2" w:themeShade="BF"/>
         </w:rPr>
       </w:pPr>
-      <w:bookmarkStart w:id="84" w:name="_Toc15047496"/>
+      <w:bookmarkStart w:id="82" w:name="_Toc15047496"/>
       <w:r>
         <w:rPr>
           <w:rFonts w:ascii="Oracle Sans" w:hAnsi="Oracle Sans" w:cs="Arial"/>
@@ -12861,7 +12840,7 @@
         </w:rPr>
         <w:t>Subprocess Description - &lt;Subprocess Name&gt;</w:t>
       </w:r>
-      <w:bookmarkEnd w:id="84"/>
+      <w:bookmarkEnd w:id="82"/>
     </w:p>
     <w:tbl>
       <w:tblPr>
@@ -13255,7 +13234,7 @@
                     </pic:cNvPicPr>
                   </pic:nvPicPr>
                   <pic:blipFill>
-                    <a:blip r:embed="rId21" r:link="rId22">
+                    <a:blip r:embed="rId17" r:link="rId18">
                       <a:extLst>
                         <a:ext uri="{28A0092B-C50C-407E-A947-70E740481C1C}">
                           <a14:useLocalDpi xmlns:a14="http://schemas.microsoft.com/office/drawing/2010/main" val="0"/>
@@ -13372,7 +13351,7 @@
           <w:color w:val="17365D" w:themeColor="text2" w:themeShade="BF"/>
         </w:rPr>
       </w:pPr>
-      <w:bookmarkStart w:id="85" w:name="_Toc15047498"/>
+      <w:bookmarkStart w:id="83" w:name="_Toc15047498"/>
       <w:r>
         <w:rPr>
           <w:rFonts w:ascii="Oracle Sans" w:hAnsi="Oracle Sans" w:cs="Arial"/>
@@ -13381,7 +13360,7 @@
         </w:rPr>
         <w:t>Subprocess Diagram - &lt;Subprocess Name&gt;</w:t>
       </w:r>
-      <w:bookmarkEnd w:id="85"/>
+      <w:bookmarkEnd w:id="83"/>
     </w:p>
     <w:p>
       <w:pPr>
@@ -13420,7 +13399,7 @@
                     <pic:cNvPicPr/>
                   </pic:nvPicPr>
                   <pic:blipFill>
-                    <a:blip r:embed="rId23"/>
+                    <a:blip r:embed="rId19"/>
                     <a:stretch>
                       <a:fillRect/>
                     </a:stretch>
@@ -13449,7 +13428,7 @@
           <w:color w:val="17365D" w:themeColor="text2" w:themeShade="BF"/>
         </w:rPr>
       </w:pPr>
-      <w:bookmarkStart w:id="86" w:name="_Toc15047499"/>
+      <w:bookmarkStart w:id="84" w:name="_Toc15047499"/>
       <w:r>
         <w:rPr>
           <w:rFonts w:ascii="Oracle Sans" w:hAnsi="Oracle Sans" w:cs="Arial"/>
@@ -13458,7 +13437,7 @@
         </w:rPr>
         <w:t>Subprocess Description - &lt;Subprocess Name&gt;</w:t>
       </w:r>
-      <w:bookmarkEnd w:id="86"/>
+      <w:bookmarkEnd w:id="84"/>
     </w:p>
     <w:p>
       <w:pPr>
@@ -13961,8 +13940,8 @@
           <w:lang w:val="en-GB" w:eastAsia="en-IN"/>
         </w:rPr>
       </w:pPr>
-      <w:bookmarkStart w:id="87" w:name="_Hlk159937505"/>
-      <w:bookmarkStart w:id="88" w:name="_Toc15047501"/>
+      <w:bookmarkStart w:id="85" w:name="_Hlk159937505"/>
+      <w:bookmarkStart w:id="86" w:name="_Toc15047501"/>
       <w:r>
         <w:rPr>
           <w:rFonts w:ascii="Oracle Sans" w:hAnsi="Oracle Sans"/>
@@ -14011,7 +13990,7 @@
         </w:rPr>
       </w:pPr>
     </w:p>
-    <w:bookmarkEnd w:id="87"/>
+    <w:bookmarkEnd w:id="85"/>
     <w:p>
       <w:pPr>
         <w:rPr>
@@ -14046,7 +14025,7 @@
         </w:rPr>
         <w:t xml:space="preserve"> &lt;Subprocess Name&gt;</w:t>
       </w:r>
-      <w:bookmarkEnd w:id="88"/>
+      <w:bookmarkEnd w:id="86"/>
     </w:p>
     <w:p>
       <w:pPr>
@@ -14087,7 +14066,7 @@
                     <pic:cNvPicPr/>
                   </pic:nvPicPr>
                   <pic:blipFill rotWithShape="1">
-                    <a:blip r:embed="rId28"/>
+                    <a:blip r:embed="rId24"/>
                     <a:srcRect l="38103"/>
                     <a:stretch/>
                   </pic:blipFill>
@@ -14123,7 +14102,7 @@
           <w:color w:val="17365D" w:themeColor="text2" w:themeShade="BF"/>
         </w:rPr>
       </w:pPr>
-      <w:bookmarkStart w:id="89" w:name="_Toc15047502"/>
+      <w:bookmarkStart w:id="87" w:name="_Toc15047502"/>
     </w:p>
     <w:p>
       <w:pPr>
@@ -14141,7 +14120,7 @@
         </w:rPr>
         <w:t>Subprocess Description - &lt;Subprocess Name&gt;</w:t>
       </w:r>
-      <w:bookmarkEnd w:id="89"/>
+      <w:bookmarkEnd w:id="87"/>
     </w:p>
     <w:p>
       <w:pPr>
@@ -14710,7 +14689,7 @@
           <w:lang w:val="en-IN" w:eastAsia="en-IN"/>
         </w:rPr>
       </w:pPr>
-      <w:bookmarkStart w:id="90" w:name="_Toc159940817"/>
+      <w:bookmarkStart w:id="88" w:name="_Toc159940817"/>
       <w:r>
         <w:rPr>
           <w:rFonts w:ascii="Oracle Sans" w:hAnsi="Oracle Sans"/>
@@ -14737,7 +14716,7 @@
         <w:tab/>
         <w:t>Process - &lt;Process Name&gt;</w:t>
       </w:r>
-      <w:bookmarkEnd w:id="90"/>
+      <w:bookmarkEnd w:id="88"/>
     </w:p>
     <w:p>
       <w:pPr>
@@ -14774,7 +14753,7 @@
                     <pic:cNvPicPr/>
                   </pic:nvPicPr>
                   <pic:blipFill>
-                    <a:blip r:embed="rId29"/>
+                    <a:blip r:embed="rId25"/>
                     <a:stretch>
                       <a:fillRect/>
                     </a:stretch>
@@ -14819,7 +14798,7 @@
           <w:lang w:val="en-IN" w:eastAsia="en-IN"/>
         </w:rPr>
       </w:pPr>
-      <w:bookmarkStart w:id="91" w:name="_Toc159940818"/>
+      <w:bookmarkStart w:id="89" w:name="_Toc159940818"/>
       <w:r>
         <w:rPr>
           <w:rFonts w:ascii="Oracle Sans" w:hAnsi="Oracle Sans"/>
@@ -14845,7 +14824,7 @@
         <w:tab/>
         <w:t>Attributes</w:t>
       </w:r>
-      <w:bookmarkEnd w:id="91"/>
+      <w:bookmarkEnd w:id="89"/>
     </w:p>
     <w:p>
       <w:pPr>
@@ -14864,7 +14843,7 @@
           <w:color w:val="000000"/>
         </w:rPr>
       </w:pPr>
-      <w:bookmarkStart w:id="92" w:name="_Toc15047505"/>
+      <w:bookmarkStart w:id="90" w:name="_Toc15047505"/>
       <w:r>
         <w:rPr>
           <w:rFonts w:ascii="Oracle Sans" w:hAnsi="Oracle Sans" w:cs="Calibri"/>
@@ -14873,7 +14852,7 @@
         </w:rPr>
         <w:t>Full name</w:t>
       </w:r>
-      <w:bookmarkEnd w:id="92"/>
+      <w:bookmarkEnd w:id="90"/>
     </w:p>
     <w:p>
       <w:pPr>
@@ -14903,7 +14882,7 @@
           <w:color w:val="000000"/>
         </w:rPr>
       </w:pPr>
-      <w:bookmarkStart w:id="93" w:name="_Toc15047506"/>
+      <w:bookmarkStart w:id="91" w:name="_Toc15047506"/>
       <w:r>
         <w:rPr>
           <w:rFonts w:ascii="Oracle Sans" w:hAnsi="Oracle Sans" w:cs="Calibri"/>
@@ -14912,7 +14891,7 @@
         </w:rPr>
         <w:t>Description</w:t>
       </w:r>
-      <w:bookmarkEnd w:id="93"/>
+      <w:bookmarkEnd w:id="91"/>
     </w:p>
     <w:p>
       <w:pPr>
@@ -14998,7 +14977,7 @@
           <w:color w:val="000000"/>
         </w:rPr>
       </w:pPr>
-      <w:bookmarkStart w:id="94" w:name="_Toc15047507"/>
+      <w:bookmarkStart w:id="92" w:name="_Toc15047507"/>
       <w:r>
         <w:rPr>
           <w:rFonts w:ascii="Oracle Sans" w:hAnsi="Oracle Sans" w:cs="Calibri"/>
@@ -15007,7 +14986,7 @@
         </w:rPr>
         <w:t>Business Rules and Policies</w:t>
       </w:r>
-      <w:bookmarkEnd w:id="94"/>
+      <w:bookmarkEnd w:id="92"/>
     </w:p>
     <w:p>
       <w:pPr>
@@ -15074,7 +15053,7 @@
           <w:color w:val="000000"/>
         </w:rPr>
       </w:pPr>
-      <w:bookmarkStart w:id="95" w:name="_Toc15047508"/>
+      <w:bookmarkStart w:id="93" w:name="_Toc15047508"/>
       <w:r>
         <w:rPr>
           <w:rFonts w:ascii="Oracle Sans" w:hAnsi="Oracle Sans" w:cs="Calibri"/>
@@ -15083,7 +15062,7 @@
         </w:rPr>
         <w:t>Supporting systems / applications</w:t>
       </w:r>
-      <w:bookmarkEnd w:id="95"/>
+      <w:bookmarkEnd w:id="93"/>
     </w:p>
     <w:p>
       <w:pPr>
@@ -15138,7 +15117,7 @@
           <w:color w:val="000000"/>
         </w:rPr>
       </w:pPr>
-      <w:bookmarkStart w:id="96" w:name="_Toc15047509"/>
+      <w:bookmarkStart w:id="94" w:name="_Toc15047509"/>
       <w:r>
         <w:rPr>
           <w:rFonts w:ascii="Oracle Sans" w:hAnsi="Oracle Sans" w:cs="Calibri"/>
@@ -15147,7 +15126,7 @@
         </w:rPr>
         <w:t>Subprocesses</w:t>
       </w:r>
-      <w:bookmarkEnd w:id="96"/>
+      <w:bookmarkEnd w:id="94"/>
     </w:p>
     <w:p>
       <w:pPr>
@@ -15335,7 +15314,7 @@
           <w:color w:val="17365D" w:themeColor="text2" w:themeShade="BF"/>
         </w:rPr>
       </w:pPr>
-      <w:bookmarkStart w:id="97" w:name="_Toc15047511"/>
+      <w:bookmarkStart w:id="95" w:name="_Toc15047511"/>
       <w:r>
         <w:rPr>
           <w:rFonts w:ascii="Oracle Sans" w:hAnsi="Oracle Sans" w:cs="Arial"/>
@@ -15344,7 +15323,7 @@
         </w:rPr>
         <w:t>Subprocess Diagram - &lt;Subprocess Name&gt;</w:t>
       </w:r>
-      <w:bookmarkEnd w:id="97"/>
+      <w:bookmarkEnd w:id="95"/>
     </w:p>
     <w:p>
       <w:pPr>
@@ -15383,7 +15362,7 @@
                     <pic:cNvPicPr/>
                   </pic:nvPicPr>
                   <pic:blipFill>
-                    <a:blip r:embed="rId25"/>
+                    <a:blip r:embed="rId21"/>
                     <a:stretch>
                       <a:fillRect/>
                     </a:stretch>
@@ -15421,7 +15400,7 @@
           <w:color w:val="17365D" w:themeColor="text2" w:themeShade="BF"/>
         </w:rPr>
       </w:pPr>
-      <w:bookmarkStart w:id="98" w:name="_Toc15047512"/>
+      <w:bookmarkStart w:id="96" w:name="_Toc15047512"/>
       <w:r>
         <w:rPr>
           <w:rFonts w:ascii="Oracle Sans" w:hAnsi="Oracle Sans" w:cs="Arial"/>
@@ -15430,7 +15409,7 @@
         </w:rPr>
         <w:t>Subprocess Description - &lt;Subprocess Name&gt;</w:t>
       </w:r>
-      <w:bookmarkEnd w:id="98"/>
+      <w:bookmarkEnd w:id="96"/>
     </w:p>
     <w:tbl>
       <w:tblPr>
@@ -15793,7 +15772,7 @@
           <w:color w:val="17365D" w:themeColor="text2" w:themeShade="BF"/>
         </w:rPr>
       </w:pPr>
-      <w:bookmarkStart w:id="99" w:name="_Toc15047514"/>
+      <w:bookmarkStart w:id="97" w:name="_Toc15047514"/>
       <w:r>
         <w:rPr>
           <w:rFonts w:ascii="Oracle Sans" w:hAnsi="Oracle Sans" w:cs="Arial"/>
@@ -15802,7 +15781,7 @@
         </w:rPr>
         <w:t>Subprocess Diagram - &lt;Subprocess Name&gt;</w:t>
       </w:r>
-      <w:bookmarkEnd w:id="99"/>
+      <w:bookmarkEnd w:id="97"/>
     </w:p>
     <w:p>
       <w:pPr>
@@ -15835,7 +15814,7 @@
                     <pic:cNvPicPr/>
                   </pic:nvPicPr>
                   <pic:blipFill>
-                    <a:blip r:embed="rId25"/>
+                    <a:blip r:embed="rId21"/>
                     <a:stretch>
                       <a:fillRect/>
                     </a:stretch>
@@ -15882,7 +15861,7 @@
           <w:color w:val="17365D" w:themeColor="text2" w:themeShade="BF"/>
         </w:rPr>
       </w:pPr>
-      <w:bookmarkStart w:id="100" w:name="_Toc15047515"/>
+      <w:bookmarkStart w:id="98" w:name="_Toc15047515"/>
       <w:r>
         <w:rPr>
           <w:rFonts w:ascii="Oracle Sans" w:hAnsi="Oracle Sans" w:cs="Arial"/>
@@ -15891,7 +15870,7 @@
         </w:rPr>
         <w:t>Subprocess Description - &lt;Subprocess Name&gt;</w:t>
       </w:r>
-      <w:bookmarkEnd w:id="100"/>
+      <w:bookmarkEnd w:id="98"/>
     </w:p>
     <w:tbl>
       <w:tblPr>
@@ -16199,7 +16178,7 @@
           <w:lang w:val="en-GB" w:eastAsia="en-IN"/>
         </w:rPr>
       </w:pPr>
-      <w:bookmarkStart w:id="101" w:name="_Toc15047517"/>
+      <w:bookmarkStart w:id="99" w:name="_Toc15047517"/>
       <w:r>
         <w:rPr>
           <w:rFonts w:ascii="Oracle Sans" w:hAnsi="Oracle Sans"/>
@@ -16264,7 +16243,7 @@
         </w:rPr>
         <w:t>Subprocess Diagram - &lt;Subprocess Name&gt;</w:t>
       </w:r>
-      <w:bookmarkEnd w:id="101"/>
+      <w:bookmarkEnd w:id="99"/>
     </w:p>
     <w:p>
       <w:pPr>
@@ -16303,7 +16282,7 @@
                     <pic:cNvPicPr/>
                   </pic:nvPicPr>
                   <pic:blipFill>
-                    <a:blip r:embed="rId26"/>
+                    <a:blip r:embed="rId22"/>
                     <a:stretch>
                       <a:fillRect/>
                     </a:stretch>
@@ -16339,7 +16318,7 @@
           <w:color w:val="17365D" w:themeColor="text2" w:themeShade="BF"/>
         </w:rPr>
       </w:pPr>
-      <w:bookmarkStart w:id="102" w:name="_Toc15047518"/>
+      <w:bookmarkStart w:id="100" w:name="_Toc15047518"/>
     </w:p>
     <w:p>
       <w:pPr>
@@ -16357,7 +16336,7 @@
         </w:rPr>
         <w:t>Subprocess Description - &lt;Subprocess Name&gt;</w:t>
       </w:r>
-      <w:bookmarkEnd w:id="102"/>
+      <w:bookmarkEnd w:id="100"/>
     </w:p>
     <w:p>
       <w:pPr>
@@ -17190,7 +17169,7 @@
           <w:lang w:val="en-IN" w:eastAsia="en-IN"/>
         </w:rPr>
       </w:pPr>
-      <w:bookmarkStart w:id="103" w:name="_Toc159940819"/>
+      <w:bookmarkStart w:id="101" w:name="_Toc159940819"/>
       <w:r>
         <w:rPr>
           <w:rFonts w:ascii="Oracle Sans" w:hAnsi="Oracle Sans"/>
@@ -17216,10 +17195,10 @@
         <w:tab/>
         <w:t>Process - &lt;Process Name&gt;</w:t>
       </w:r>
-      <w:bookmarkStart w:id="104" w:name="_Hlk159937890"/>
-      <w:bookmarkEnd w:id="103"/>
-    </w:p>
-    <w:bookmarkEnd w:id="104"/>
+      <w:bookmarkStart w:id="102" w:name="_Hlk159937890"/>
+      <w:bookmarkEnd w:id="101"/>
+    </w:p>
+    <w:bookmarkEnd w:id="102"/>
     <w:p>
       <w:pPr>
         <w:rPr>
@@ -17256,7 +17235,7 @@
                     <pic:cNvPicPr/>
                   </pic:nvPicPr>
                   <pic:blipFill>
-                    <a:blip r:embed="rId30"/>
+                    <a:blip r:embed="rId26"/>
                     <a:stretch>
                       <a:fillRect/>
                     </a:stretch>
@@ -17302,8 +17281,8 @@
           <w:lang w:val="en-GB" w:eastAsia="en-IN"/>
         </w:rPr>
       </w:pPr>
-      <w:bookmarkStart w:id="105" w:name="_Toc5649117"/>
-      <w:bookmarkStart w:id="106" w:name="_Toc15047521"/>
+      <w:bookmarkStart w:id="103" w:name="_Toc5649117"/>
+      <w:bookmarkStart w:id="104" w:name="_Toc15047521"/>
       <w:r>
         <w:rPr>
           <w:rFonts w:ascii="Oracle Sans" w:hAnsi="Oracle Sans"/>
@@ -17365,8 +17344,8 @@
         </w:rPr>
         <w:t>Full name</w:t>
       </w:r>
-      <w:bookmarkEnd w:id="105"/>
-      <w:bookmarkEnd w:id="106"/>
+      <w:bookmarkEnd w:id="103"/>
+      <w:bookmarkEnd w:id="104"/>
     </w:p>
     <w:p>
       <w:pPr>
@@ -17399,7 +17378,7 @@
           <w:color w:val="000000"/>
         </w:rPr>
       </w:pPr>
-      <w:bookmarkStart w:id="107" w:name="_Toc15047522"/>
+      <w:bookmarkStart w:id="105" w:name="_Toc15047522"/>
       <w:r>
         <w:rPr>
           <w:rFonts w:ascii="Oracle Sans" w:hAnsi="Oracle Sans" w:cs="Calibri"/>
@@ -17408,7 +17387,7 @@
         </w:rPr>
         <w:t>Description</w:t>
       </w:r>
-      <w:bookmarkEnd w:id="107"/>
+      <w:bookmarkEnd w:id="105"/>
     </w:p>
     <w:p>
       <w:pPr>
@@ -17465,8 +17444,8 @@
           <w:color w:val="000000"/>
         </w:rPr>
       </w:pPr>
-      <w:bookmarkStart w:id="108" w:name="_Toc5649119"/>
-      <w:bookmarkStart w:id="109" w:name="_Toc15047523"/>
+      <w:bookmarkStart w:id="106" w:name="_Toc5649119"/>
+      <w:bookmarkStart w:id="107" w:name="_Toc15047523"/>
       <w:r>
         <w:rPr>
           <w:rFonts w:ascii="Oracle Sans" w:hAnsi="Oracle Sans" w:cs="Calibri"/>
@@ -17475,8 +17454,8 @@
         </w:rPr>
         <w:t>Business Rules and Policies</w:t>
       </w:r>
-      <w:bookmarkEnd w:id="108"/>
-      <w:bookmarkEnd w:id="109"/>
+      <w:bookmarkEnd w:id="106"/>
+      <w:bookmarkEnd w:id="107"/>
     </w:p>
     <w:p>
       <w:pPr>
@@ -17510,8 +17489,8 @@
           <w:color w:val="000000"/>
         </w:rPr>
       </w:pPr>
-      <w:bookmarkStart w:id="110" w:name="_Toc5649120"/>
-      <w:bookmarkStart w:id="111" w:name="_Toc15047524"/>
+      <w:bookmarkStart w:id="108" w:name="_Toc5649120"/>
+      <w:bookmarkStart w:id="109" w:name="_Toc15047524"/>
       <w:r>
         <w:rPr>
           <w:rFonts w:ascii="Oracle Sans" w:hAnsi="Oracle Sans" w:cs="Calibri"/>
@@ -17520,8 +17499,8 @@
         </w:rPr>
         <w:t>Supporting systems / applications</w:t>
       </w:r>
-      <w:bookmarkEnd w:id="110"/>
-      <w:bookmarkEnd w:id="111"/>
+      <w:bookmarkEnd w:id="108"/>
+      <w:bookmarkEnd w:id="109"/>
     </w:p>
     <w:p>
       <w:pPr>
@@ -17537,7 +17516,7 @@
           <w:lang w:val="it-IT" w:eastAsia="it-IT"/>
         </w:rPr>
       </w:pPr>
-      <w:bookmarkStart w:id="112" w:name="_Toc5649121"/>
+      <w:bookmarkStart w:id="110" w:name="_Toc5649121"/>
       <w:r>
         <w:rPr>
           <w:rFonts w:ascii="Oracle Sans" w:eastAsia="Times" w:hAnsi="Oracle Sans" w:cs="Arial"/>
@@ -17579,7 +17558,7 @@
           <w:color w:val="000000"/>
         </w:rPr>
       </w:pPr>
-      <w:bookmarkStart w:id="113" w:name="_Toc15047525"/>
+      <w:bookmarkStart w:id="111" w:name="_Toc15047525"/>
       <w:r>
         <w:rPr>
           <w:rFonts w:ascii="Oracle Sans" w:hAnsi="Oracle Sans" w:cs="Calibri"/>
@@ -17588,8 +17567,8 @@
         </w:rPr>
         <w:t>Subprocesses</w:t>
       </w:r>
-      <w:bookmarkEnd w:id="112"/>
-      <w:bookmarkEnd w:id="113"/>
+      <w:bookmarkEnd w:id="110"/>
+      <w:bookmarkEnd w:id="111"/>
     </w:p>
     <w:p>
       <w:pPr>
@@ -17682,7 +17661,7 @@
           <w:lang w:val="en-GB" w:eastAsia="en-IN"/>
         </w:rPr>
       </w:pPr>
-      <w:bookmarkStart w:id="114" w:name="_Toc15047527"/>
+      <w:bookmarkStart w:id="112" w:name="_Toc15047527"/>
       <w:r>
         <w:rPr>
           <w:rFonts w:ascii="Oracle Sans" w:hAnsi="Oracle Sans"/>
@@ -17744,7 +17723,7 @@
         </w:rPr>
         <w:t>Subprocess Diagram - &lt;Subprocess Name&gt;</w:t>
       </w:r>
-      <w:bookmarkEnd w:id="114"/>
+      <w:bookmarkEnd w:id="112"/>
     </w:p>
     <w:p>
       <w:pPr>
@@ -17777,7 +17756,7 @@
                     <pic:cNvPicPr/>
                   </pic:nvPicPr>
                   <pic:blipFill>
-                    <a:blip r:embed="rId20"/>
+                    <a:blip r:embed="rId16"/>
                     <a:stretch>
                       <a:fillRect/>
                     </a:stretch>
@@ -17806,8 +17785,8 @@
           <w:color w:val="17365D" w:themeColor="text2" w:themeShade="BF"/>
         </w:rPr>
       </w:pPr>
-      <w:bookmarkStart w:id="115" w:name="_Toc5649123"/>
-      <w:bookmarkStart w:id="116" w:name="_Toc15047528"/>
+      <w:bookmarkStart w:id="113" w:name="_Toc5649123"/>
+      <w:bookmarkStart w:id="114" w:name="_Toc15047528"/>
     </w:p>
     <w:p>
       <w:pPr>
@@ -17825,8 +17804,8 @@
         </w:rPr>
         <w:t>Subprocess Description - &lt;Subprocess Name&gt;</w:t>
       </w:r>
-      <w:bookmarkEnd w:id="115"/>
-      <w:bookmarkEnd w:id="116"/>
+      <w:bookmarkEnd w:id="113"/>
+      <w:bookmarkEnd w:id="114"/>
     </w:p>
     <w:p>
       <w:pPr>
@@ -18242,7 +18221,7 @@
                     </pic:cNvPicPr>
                   </pic:nvPicPr>
                   <pic:blipFill>
-                    <a:blip r:embed="rId21" r:link="rId22">
+                    <a:blip r:embed="rId17" r:link="rId18">
                       <a:extLst>
                         <a:ext uri="{28A0092B-C50C-407E-A947-70E740481C1C}">
                           <a14:useLocalDpi xmlns:a14="http://schemas.microsoft.com/office/drawing/2010/main" val="0"/>
@@ -18304,7 +18283,7 @@
           <w:lang w:val="en-GB" w:eastAsia="en-IN"/>
         </w:rPr>
       </w:pPr>
-      <w:bookmarkStart w:id="117" w:name="_Toc15047530"/>
+      <w:bookmarkStart w:id="115" w:name="_Toc15047530"/>
       <w:r>
         <w:rPr>
           <w:rFonts w:ascii="Oracle Sans" w:hAnsi="Oracle Sans"/>
@@ -18366,7 +18345,7 @@
         </w:rPr>
         <w:t>Subprocess diagram - &lt;Subprocess Name&gt;</w:t>
       </w:r>
-      <w:bookmarkEnd w:id="117"/>
+      <w:bookmarkEnd w:id="115"/>
     </w:p>
     <w:p>
       <w:pPr>
@@ -18400,7 +18379,7 @@
                     <pic:cNvPicPr/>
                   </pic:nvPicPr>
                   <pic:blipFill>
-                    <a:blip r:embed="rId23"/>
+                    <a:blip r:embed="rId19"/>
                     <a:stretch>
                       <a:fillRect/>
                     </a:stretch>
@@ -18429,7 +18408,7 @@
           <w:color w:val="17365D" w:themeColor="text2" w:themeShade="BF"/>
         </w:rPr>
       </w:pPr>
-      <w:bookmarkStart w:id="118" w:name="_Toc15047531"/>
+      <w:bookmarkStart w:id="116" w:name="_Toc15047531"/>
     </w:p>
     <w:p>
       <w:pPr>
@@ -18447,7 +18426,7 @@
         </w:rPr>
         <w:t>Subprocess description - &lt;Subprocess Name&gt;</w:t>
       </w:r>
-      <w:bookmarkEnd w:id="118"/>
+      <w:bookmarkEnd w:id="116"/>
     </w:p>
     <w:p>
       <w:pPr>
@@ -19089,7 +19068,7 @@
           <w:lang w:val="en-IN" w:eastAsia="en-IN"/>
         </w:rPr>
       </w:pPr>
-      <w:bookmarkStart w:id="119" w:name="_Toc159940820"/>
+      <w:bookmarkStart w:id="117" w:name="_Toc159940820"/>
       <w:r>
         <w:rPr>
           <w:rFonts w:ascii="Oracle Sans" w:hAnsi="Oracle Sans"/>
@@ -19115,7 +19094,7 @@
         <w:tab/>
         <w:t>Process - &lt;Process Name&gt;</w:t>
       </w:r>
-      <w:bookmarkEnd w:id="119"/>
+      <w:bookmarkEnd w:id="117"/>
     </w:p>
     <w:p>
       <w:pPr>
@@ -19153,7 +19132,7 @@
                     <pic:cNvPicPr/>
                   </pic:nvPicPr>
                   <pic:blipFill>
-                    <a:blip r:embed="rId31"/>
+                    <a:blip r:embed="rId27"/>
                     <a:stretch>
                       <a:fillRect/>
                     </a:stretch>
@@ -19198,7 +19177,7 @@
           <w:lang w:val="en-IN" w:eastAsia="en-IN"/>
         </w:rPr>
       </w:pPr>
-      <w:bookmarkStart w:id="120" w:name="_Toc159940821"/>
+      <w:bookmarkStart w:id="118" w:name="_Toc159940821"/>
       <w:r>
         <w:rPr>
           <w:rFonts w:ascii="Oracle Sans" w:hAnsi="Oracle Sans"/>
@@ -19211,8 +19190,8 @@
         </w:rPr>
         <w:t>&lt;Placeholder text&gt;</w:t>
       </w:r>
-      <w:bookmarkStart w:id="121" w:name="_Toc15047534"/>
-      <w:bookmarkEnd w:id="120"/>
+      <w:bookmarkStart w:id="119" w:name="_Toc15047534"/>
+      <w:bookmarkEnd w:id="118"/>
     </w:p>
     <w:p>
       <w:pPr>
@@ -19241,7 +19220,7 @@
         </w:rPr>
         <w:t>Full name</w:t>
       </w:r>
-      <w:bookmarkEnd w:id="121"/>
+      <w:bookmarkEnd w:id="119"/>
     </w:p>
     <w:p>
       <w:pPr>
@@ -19272,7 +19251,7 @@
           <w:color w:val="000000"/>
         </w:rPr>
       </w:pPr>
-      <w:bookmarkStart w:id="122" w:name="_Toc15047535"/>
+      <w:bookmarkStart w:id="120" w:name="_Toc15047535"/>
       <w:r>
         <w:rPr>
           <w:rFonts w:ascii="Oracle Sans" w:hAnsi="Oracle Sans" w:cs="Calibri"/>
@@ -19281,7 +19260,7 @@
         </w:rPr>
         <w:t>Description</w:t>
       </w:r>
-      <w:bookmarkEnd w:id="122"/>
+      <w:bookmarkEnd w:id="120"/>
     </w:p>
     <w:p>
       <w:pPr>
@@ -19323,7 +19302,7 @@
           <w:color w:val="000000"/>
         </w:rPr>
       </w:pPr>
-      <w:bookmarkStart w:id="123" w:name="_Toc15047536"/>
+      <w:bookmarkStart w:id="121" w:name="_Toc15047536"/>
       <w:r>
         <w:rPr>
           <w:rFonts w:ascii="Oracle Sans" w:hAnsi="Oracle Sans" w:cs="Calibri"/>
@@ -19332,7 +19311,7 @@
         </w:rPr>
         <w:t>Business Rules and Policies</w:t>
       </w:r>
-      <w:bookmarkEnd w:id="123"/>
+      <w:bookmarkEnd w:id="121"/>
     </w:p>
     <w:p>
       <w:pPr>
@@ -19382,7 +19361,7 @@
           <w:color w:val="000000"/>
         </w:rPr>
       </w:pPr>
-      <w:bookmarkStart w:id="124" w:name="_Toc15047537"/>
+      <w:bookmarkStart w:id="122" w:name="_Toc15047537"/>
       <w:r>
         <w:rPr>
           <w:rFonts w:ascii="Oracle Sans" w:hAnsi="Oracle Sans" w:cs="Calibri"/>
@@ -19391,7 +19370,7 @@
         </w:rPr>
         <w:t>Supporting systems / applications</w:t>
       </w:r>
-      <w:bookmarkEnd w:id="124"/>
+      <w:bookmarkEnd w:id="122"/>
     </w:p>
     <w:p>
       <w:pPr>
@@ -19442,7 +19421,7 @@
           <w:color w:val="000000"/>
         </w:rPr>
       </w:pPr>
-      <w:bookmarkStart w:id="125" w:name="_Toc15047538"/>
+      <w:bookmarkStart w:id="123" w:name="_Toc15047538"/>
       <w:r>
         <w:rPr>
           <w:rFonts w:ascii="Oracle Sans" w:hAnsi="Oracle Sans" w:cs="Calibri"/>
@@ -19451,7 +19430,7 @@
         </w:rPr>
         <w:t>Subprocesses</w:t>
       </w:r>
-      <w:bookmarkEnd w:id="125"/>
+      <w:bookmarkEnd w:id="123"/>
     </w:p>
     <w:p>
       <w:pPr>
@@ -19555,7 +19534,7 @@
           <w:lang w:val="en-IN" w:eastAsia="en-IN"/>
         </w:rPr>
       </w:pPr>
-      <w:bookmarkStart w:id="126" w:name="_Toc15047540"/>
+      <w:bookmarkStart w:id="124" w:name="_Toc15047540"/>
     </w:p>
     <w:p>
       <w:pPr>
@@ -19573,7 +19552,7 @@
           <w:lang w:val="en-IN" w:eastAsia="en-IN"/>
         </w:rPr>
       </w:pPr>
-      <w:bookmarkStart w:id="127" w:name="_Toc159940822"/>
+      <w:bookmarkStart w:id="125" w:name="_Toc159940822"/>
       <w:r>
         <w:rPr>
           <w:rFonts w:ascii="Oracle Sans" w:hAnsi="Oracle Sans"/>
@@ -19599,7 +19578,7 @@
         <w:tab/>
         <w:t>Subprocess details</w:t>
       </w:r>
-      <w:bookmarkEnd w:id="127"/>
+      <w:bookmarkEnd w:id="125"/>
     </w:p>
     <w:p>
       <w:pPr>
@@ -19626,7 +19605,7 @@
         </w:rPr>
         <w:t>Subprocess Diagram - &lt;Subprocess Name&gt;</w:t>
       </w:r>
-      <w:bookmarkEnd w:id="126"/>
+      <w:bookmarkEnd w:id="124"/>
     </w:p>
     <w:p>
       <w:pPr>
@@ -19665,7 +19644,7 @@
                     <pic:cNvPicPr/>
                   </pic:nvPicPr>
                   <pic:blipFill>
-                    <a:blip r:embed="rId20"/>
+                    <a:blip r:embed="rId16"/>
                     <a:stretch>
                       <a:fillRect/>
                     </a:stretch>
@@ -19709,7 +19688,7 @@
           <w:color w:val="17365D" w:themeColor="text2" w:themeShade="BF"/>
         </w:rPr>
       </w:pPr>
-      <w:bookmarkStart w:id="128" w:name="_Toc15047541"/>
+      <w:bookmarkStart w:id="126" w:name="_Toc15047541"/>
       <w:r>
         <w:rPr>
           <w:rFonts w:ascii="Oracle Sans" w:hAnsi="Oracle Sans" w:cs="Arial"/>
@@ -19718,7 +19697,7 @@
         </w:rPr>
         <w:t>Subprocess Description - &lt;Subprocess Name&gt;</w:t>
       </w:r>
-      <w:bookmarkEnd w:id="128"/>
+      <w:bookmarkEnd w:id="126"/>
     </w:p>
     <w:p>
       <w:pPr>
@@ -20161,7 +20140,7 @@
                     </pic:cNvPicPr>
                   </pic:nvPicPr>
                   <pic:blipFill>
-                    <a:blip r:embed="rId21" r:link="rId22">
+                    <a:blip r:embed="rId17" r:link="rId18">
                       <a:extLst>
                         <a:ext uri="{28A0092B-C50C-407E-A947-70E740481C1C}">
                           <a14:useLocalDpi xmlns:a14="http://schemas.microsoft.com/office/drawing/2010/main" val="0"/>
@@ -20263,7 +20242,7 @@
           <w:lang w:val="en-IN" w:eastAsia="en-IN"/>
         </w:rPr>
       </w:pPr>
-      <w:bookmarkStart w:id="129" w:name="_Toc159940823"/>
+      <w:bookmarkStart w:id="127" w:name="_Toc159940823"/>
       <w:r>
         <w:rPr>
           <w:rFonts w:ascii="Oracle Sans" w:hAnsi="Oracle Sans"/>
@@ -20289,7 +20268,7 @@
         <w:tab/>
         <w:t>Subprocess details</w:t>
       </w:r>
-      <w:bookmarkEnd w:id="129"/>
+      <w:bookmarkEnd w:id="127"/>
     </w:p>
     <w:p>
       <w:pPr>
@@ -20299,7 +20278,7 @@
           <w:color w:val="17365D" w:themeColor="text2" w:themeShade="BF"/>
         </w:rPr>
       </w:pPr>
-      <w:bookmarkStart w:id="130" w:name="_Toc15047543"/>
+      <w:bookmarkStart w:id="128" w:name="_Toc15047543"/>
     </w:p>
     <w:p>
       <w:pPr>
@@ -20317,7 +20296,7 @@
         </w:rPr>
         <w:t>Subprocess Diagram - &lt;Subprocess Name&gt;</w:t>
       </w:r>
-      <w:bookmarkEnd w:id="130"/>
+      <w:bookmarkEnd w:id="128"/>
     </w:p>
     <w:p>
       <w:pPr>
@@ -20358,7 +20337,7 @@
                     <pic:cNvPicPr/>
                   </pic:nvPicPr>
                   <pic:blipFill>
-                    <a:blip r:embed="rId23"/>
+                    <a:blip r:embed="rId19"/>
                     <a:stretch>
                       <a:fillRect/>
                     </a:stretch>
@@ -20387,7 +20366,7 @@
           <w:color w:val="17365D" w:themeColor="text2" w:themeShade="BF"/>
         </w:rPr>
       </w:pPr>
-      <w:bookmarkStart w:id="131" w:name="_Toc15047544"/>
+      <w:bookmarkStart w:id="129" w:name="_Toc15047544"/>
     </w:p>
     <w:p>
       <w:pPr>
@@ -20405,7 +20384,7 @@
         </w:rPr>
         <w:t>Subprocess Description - &lt;Subprocess Name&gt;</w:t>
       </w:r>
-      <w:bookmarkEnd w:id="131"/>
+      <w:bookmarkEnd w:id="129"/>
     </w:p>
     <w:p>
       <w:pPr>
@@ -20869,7 +20848,7 @@
           <w:lang w:val="en-IN" w:eastAsia="en-IN"/>
         </w:rPr>
       </w:pPr>
-      <w:bookmarkStart w:id="132" w:name="_Toc159940824"/>
+      <w:bookmarkStart w:id="130" w:name="_Toc159940824"/>
       <w:r>
         <w:rPr>
           <w:rFonts w:ascii="Oracle Sans" w:hAnsi="Oracle Sans"/>
@@ -20895,8 +20874,8 @@
         <w:tab/>
         <w:t>Subprocess details</w:t>
       </w:r>
-      <w:bookmarkStart w:id="133" w:name="_Toc15047546"/>
-      <w:bookmarkEnd w:id="132"/>
+      <w:bookmarkStart w:id="131" w:name="_Toc15047546"/>
+      <w:bookmarkEnd w:id="130"/>
     </w:p>
     <w:p>
       <w:pPr>
@@ -20923,7 +20902,7 @@
         </w:rPr>
         <w:t>Subprocess Diagram - &lt;Subprocess Name&gt;</w:t>
       </w:r>
-      <w:bookmarkEnd w:id="133"/>
+      <w:bookmarkEnd w:id="131"/>
     </w:p>
     <w:p>
       <w:pPr>
@@ -20965,7 +20944,7 @@
                     <pic:cNvPicPr/>
                   </pic:nvPicPr>
                   <pic:blipFill>
-                    <a:blip r:embed="rId28"/>
+                    <a:blip r:embed="rId24"/>
                     <a:stretch>
                       <a:fillRect/>
                     </a:stretch>
@@ -20994,7 +20973,7 @@
           <w:color w:val="17365D" w:themeColor="text2" w:themeShade="BF"/>
         </w:rPr>
       </w:pPr>
-      <w:bookmarkStart w:id="134" w:name="_Toc15047547"/>
+      <w:bookmarkStart w:id="132" w:name="_Toc15047547"/>
       <w:r>
         <w:rPr>
           <w:rFonts w:ascii="Oracle Sans" w:hAnsi="Oracle Sans" w:cs="Arial"/>
@@ -21003,7 +20982,7 @@
         </w:rPr>
         <w:t>Subprocess Description - &lt;Subprocess Name&gt;</w:t>
       </w:r>
-      <w:bookmarkEnd w:id="134"/>
+      <w:bookmarkEnd w:id="132"/>
     </w:p>
     <w:p>
       <w:pPr>
@@ -21595,7 +21574,7 @@
           <w:lang w:val="en-IN" w:eastAsia="en-IN"/>
         </w:rPr>
       </w:pPr>
-      <w:bookmarkStart w:id="135" w:name="_Toc159940825"/>
+      <w:bookmarkStart w:id="133" w:name="_Toc159940825"/>
       <w:r>
         <w:rPr>
           <w:rFonts w:ascii="Oracle Sans" w:hAnsi="Oracle Sans"/>
@@ -21621,7 +21600,7 @@
         <w:tab/>
         <w:t>Process - &lt;Process Name&gt;</w:t>
       </w:r>
-      <w:bookmarkEnd w:id="135"/>
+      <w:bookmarkEnd w:id="133"/>
     </w:p>
     <w:p>
       <w:pPr>
@@ -21658,7 +21637,7 @@
                     <pic:cNvPicPr/>
                   </pic:nvPicPr>
                   <pic:blipFill>
-                    <a:blip r:embed="rId32"/>
+                    <a:blip r:embed="rId28"/>
                     <a:stretch>
                       <a:fillRect/>
                     </a:stretch>
@@ -21703,7 +21682,7 @@
           <w:lang w:val="en-IN" w:eastAsia="en-IN"/>
         </w:rPr>
       </w:pPr>
-      <w:bookmarkStart w:id="136" w:name="_Toc159940826"/>
+      <w:bookmarkStart w:id="134" w:name="_Toc159940826"/>
       <w:r>
         <w:rPr>
           <w:rFonts w:ascii="Oracle Sans" w:hAnsi="Oracle Sans"/>
@@ -21729,8 +21708,8 @@
         <w:tab/>
         <w:t>Attributes</w:t>
       </w:r>
-      <w:bookmarkStart w:id="137" w:name="_Toc15047550"/>
-      <w:bookmarkEnd w:id="136"/>
+      <w:bookmarkStart w:id="135" w:name="_Toc15047550"/>
+      <w:bookmarkEnd w:id="134"/>
     </w:p>
     <w:p>
       <w:pPr>
@@ -21749,7 +21728,7 @@
         </w:rPr>
         <w:t>Full name</w:t>
       </w:r>
-      <w:bookmarkEnd w:id="137"/>
+      <w:bookmarkEnd w:id="135"/>
     </w:p>
     <w:p>
       <w:pPr>
@@ -21780,7 +21759,7 @@
           <w:color w:val="000000"/>
         </w:rPr>
       </w:pPr>
-      <w:bookmarkStart w:id="138" w:name="_Toc15047551"/>
+      <w:bookmarkStart w:id="136" w:name="_Toc15047551"/>
       <w:r>
         <w:rPr>
           <w:rFonts w:ascii="Oracle Sans" w:hAnsi="Oracle Sans" w:cs="Calibri"/>
@@ -21789,7 +21768,7 @@
         </w:rPr>
         <w:t>Description</w:t>
       </w:r>
-      <w:bookmarkEnd w:id="138"/>
+      <w:bookmarkEnd w:id="136"/>
     </w:p>
     <w:p>
       <w:pPr>
@@ -21820,7 +21799,7 @@
           <w:color w:val="000000"/>
         </w:rPr>
       </w:pPr>
-      <w:bookmarkStart w:id="139" w:name="_Toc15047552"/>
+      <w:bookmarkStart w:id="137" w:name="_Toc15047552"/>
       <w:r>
         <w:rPr>
           <w:rFonts w:ascii="Oracle Sans" w:hAnsi="Oracle Sans" w:cs="Calibri"/>
@@ -21830,7 +21809,7 @@
         <w:lastRenderedPageBreak/>
         <w:t>Business Rules and Policies</w:t>
       </w:r>
-      <w:bookmarkEnd w:id="139"/>
+      <w:bookmarkEnd w:id="137"/>
     </w:p>
     <w:p>
       <w:pPr>
@@ -21878,7 +21857,7 @@
           <w:color w:val="000000"/>
         </w:rPr>
       </w:pPr>
-      <w:bookmarkStart w:id="140" w:name="_Toc15047553"/>
+      <w:bookmarkStart w:id="138" w:name="_Toc15047553"/>
       <w:r>
         <w:rPr>
           <w:rFonts w:ascii="Oracle Sans" w:hAnsi="Oracle Sans" w:cs="Calibri"/>
@@ -21887,7 +21866,7 @@
         </w:rPr>
         <w:t>Supporting systems / applications</w:t>
       </w:r>
-      <w:bookmarkEnd w:id="140"/>
+      <w:bookmarkEnd w:id="138"/>
     </w:p>
     <w:p>
       <w:pPr>
@@ -21936,7 +21915,7 @@
           <w:color w:val="000000"/>
         </w:rPr>
       </w:pPr>
-      <w:bookmarkStart w:id="141" w:name="_Toc15047554"/>
+      <w:bookmarkStart w:id="139" w:name="_Toc15047554"/>
       <w:r>
         <w:rPr>
           <w:rFonts w:ascii="Oracle Sans" w:hAnsi="Oracle Sans" w:cs="Calibri"/>
@@ -21945,7 +21924,7 @@
         </w:rPr>
         <w:t>Subprocesses</w:t>
       </w:r>
-      <w:bookmarkEnd w:id="141"/>
+      <w:bookmarkEnd w:id="139"/>
     </w:p>
     <w:p>
       <w:pPr>
@@ -22060,7 +22039,7 @@
           <w:lang w:val="en-IN" w:eastAsia="en-IN"/>
         </w:rPr>
       </w:pPr>
-      <w:bookmarkStart w:id="142" w:name="_Toc159940827"/>
+      <w:bookmarkStart w:id="140" w:name="_Toc159940827"/>
       <w:r>
         <w:rPr>
           <w:rFonts w:ascii="Oracle Sans" w:hAnsi="Oracle Sans"/>
@@ -22086,10 +22065,10 @@
         <w:tab/>
         <w:t>Subprocess details</w:t>
       </w:r>
-      <w:bookmarkStart w:id="143" w:name="_Hlk159938473"/>
-      <w:bookmarkEnd w:id="142"/>
-    </w:p>
-    <w:bookmarkEnd w:id="143"/>
+      <w:bookmarkStart w:id="141" w:name="_Hlk159938473"/>
+      <w:bookmarkEnd w:id="140"/>
+    </w:p>
+    <w:bookmarkEnd w:id="141"/>
     <w:p>
       <w:pPr>
         <w:spacing w:after="120"/>
@@ -22131,7 +22110,7 @@
           <w:lang w:eastAsia="en-IN"/>
         </w:rPr>
       </w:pPr>
-      <w:bookmarkStart w:id="144" w:name="_Toc159940828"/>
+      <w:bookmarkStart w:id="142" w:name="_Toc159940828"/>
       <w:r>
         <w:rPr>
           <w:rFonts w:ascii="Oracle Sans" w:hAnsi="Oracle Sans"/>
@@ -22144,9 +22123,9 @@
         </w:rPr>
         <w:t>&lt;Placeholder text&gt;</w:t>
       </w:r>
-      <w:bookmarkStart w:id="145" w:name="_Toc15047556"/>
-      <w:bookmarkEnd w:id="144"/>
-      <w:bookmarkEnd w:id="145"/>
+      <w:bookmarkStart w:id="143" w:name="_Toc15047556"/>
+      <w:bookmarkEnd w:id="142"/>
+      <w:bookmarkEnd w:id="143"/>
     </w:p>
     <w:p>
       <w:pPr>
@@ -22168,7 +22147,7 @@
           <w:lang w:val="en-GB" w:eastAsia="en-IN"/>
         </w:rPr>
       </w:pPr>
-      <w:bookmarkStart w:id="146" w:name="_Toc159940829"/>
+      <w:bookmarkStart w:id="144" w:name="_Toc159940829"/>
       <w:r>
         <w:rPr>
           <w:rFonts w:ascii="Oracle Sans" w:hAnsi="Oracle Sans"/>
@@ -22181,9 +22160,9 @@
         </w:rPr>
         <w:t>&lt;Placeholder text&gt;</w:t>
       </w:r>
-      <w:bookmarkStart w:id="147" w:name="_Toc15047557"/>
-      <w:bookmarkEnd w:id="146"/>
-      <w:bookmarkEnd w:id="147"/>
+      <w:bookmarkStart w:id="145" w:name="_Toc15047557"/>
+      <w:bookmarkEnd w:id="144"/>
+      <w:bookmarkEnd w:id="145"/>
     </w:p>
     <w:p>
       <w:pPr>
@@ -23259,7 +23238,7 @@
           <w:lang w:val="en-GB" w:eastAsia="en-IN"/>
         </w:rPr>
       </w:pPr>
-      <w:bookmarkStart w:id="148" w:name="_Toc159940830"/>
+      <w:bookmarkStart w:id="146" w:name="_Toc159940830"/>
       <w:r>
         <w:rPr>
           <w:rFonts w:ascii="Oracle Sans" w:hAnsi="Oracle Sans"/>
@@ -23272,9 +23251,9 @@
         </w:rPr>
         <w:t>&lt;Placeholder text&gt;</w:t>
       </w:r>
-      <w:bookmarkStart w:id="149" w:name="_Toc15047558"/>
-      <w:bookmarkEnd w:id="148"/>
-      <w:bookmarkEnd w:id="149"/>
+      <w:bookmarkStart w:id="147" w:name="_Toc15047558"/>
+      <w:bookmarkEnd w:id="146"/>
+      <w:bookmarkEnd w:id="147"/>
     </w:p>
     <w:p>
       <w:pPr>
@@ -27186,7 +27165,7 @@
           <w:lang w:eastAsia="en-IN"/>
         </w:rPr>
       </w:pPr>
-      <w:bookmarkStart w:id="150" w:name="_Toc159940831"/>
+      <w:bookmarkStart w:id="148" w:name="_Toc159940831"/>
       <w:r>
         <w:rPr>
           <w:rFonts w:ascii="Oracle Sans" w:hAnsi="Oracle Sans"/>
@@ -27199,7 +27178,7 @@
         </w:rPr>
         <w:t>&lt;Placeholder text&gt;</w:t>
       </w:r>
-      <w:bookmarkEnd w:id="150"/>
+      <w:bookmarkEnd w:id="148"/>
     </w:p>
     <w:p>
       <w:pPr>
@@ -27272,7 +27251,7 @@
                 <w:szCs w:val="22"/>
               </w:rPr>
             </w:pPr>
-            <w:bookmarkStart w:id="151" w:name="_Hlk159938986"/>
+            <w:bookmarkStart w:id="149" w:name="_Hlk159938986"/>
             <w:r>
               <w:rPr>
                 <w:rFonts w:ascii="Arial" w:eastAsia="Arial" w:hAnsi="Arial" w:cs="Arial"/>
@@ -27533,7 +27512,7 @@
           </w:p>
         </w:tc>
       </w:tr>
-      <w:bookmarkEnd w:id="151"/>
+      <w:bookmarkEnd w:id="149"/>
     </w:tbl>
     <w:p>
       <w:pPr>
@@ -27575,13 +27554,13 @@
       <w:pPr>
         <w:pStyle w:val="Heading3"/>
       </w:pPr>
-      <w:bookmarkStart w:id="152" w:name="_Toc135357792"/>
-      <w:bookmarkStart w:id="153" w:name="_Toc159940832"/>
+      <w:bookmarkStart w:id="150" w:name="_Toc135357792"/>
+      <w:bookmarkStart w:id="151" w:name="_Toc159940832"/>
       <w:r>
         <w:t>Scheduler Jobs:</w:t>
       </w:r>
-      <w:bookmarkEnd w:id="152"/>
-      <w:bookmarkEnd w:id="153"/>
+      <w:bookmarkEnd w:id="150"/>
+      <w:bookmarkEnd w:id="151"/>
     </w:p>
     <w:p>
       <w:pPr>
@@ -27618,10 +27597,7 @@
         <w:pStyle w:val="Heading3"/>
       </w:pPr>
       <w:r>
-        <w:t>Open Questions</w:t>
-      </w:r>
-      <w:r>
-        <w:t>:</w:t>
+        <w:t>Open Questions:</w:t>
       </w:r>
     </w:p>
     <w:p>
@@ -27647,10 +27623,7 @@
       </w:r>
       <w:proofErr w:type="spellEnd"/>
       <w:r>
-        <w:t xml:space="preserve"> or missing information to be listed here</w:t>
-      </w:r>
-      <w:r>
-        <w:t>&gt;&gt;</w:t>
+        <w:t xml:space="preserve"> or missing information to be listed here&gt;&gt;</w:t>
       </w:r>
     </w:p>
     <w:p>
@@ -27679,12 +27652,12 @@
       </w:pPr>
     </w:p>
     <w:sectPr>
-      <w:headerReference w:type="even" r:id="rId33"/>
-      <w:headerReference w:type="default" r:id="rId34"/>
-      <w:footerReference w:type="even" r:id="rId35"/>
-      <w:footerReference w:type="default" r:id="rId36"/>
-      <w:headerReference w:type="first" r:id="rId37"/>
-      <w:footerReference w:type="first" r:id="rId38"/>
+      <w:headerReference w:type="even" r:id="rId29"/>
+      <w:headerReference w:type="default" r:id="rId30"/>
+      <w:footerReference w:type="even" r:id="rId31"/>
+      <w:footerReference w:type="default" r:id="rId32"/>
+      <w:headerReference w:type="first" r:id="rId33"/>
+      <w:footerReference w:type="first" r:id="rId34"/>
       <w:pgSz w:w="12240" w:h="15840"/>
       <w:pgMar w:top="1440" w:right="1440" w:bottom="1440" w:left="1440" w:header="720" w:footer="720" w:gutter="0"/>
       <w:cols w:space="720"/>
@@ -27692,64 +27665,6 @@
     </w:sectPr>
   </w:body>
 </w:document>
-</file>
-
-<file path=word/comments.xml><?xml version="1.0" encoding="utf-8"?>
-<w:comments xmlns:wpc="http://schemas.microsoft.com/office/word/2010/wordprocessingCanvas" xmlns:cx="http://schemas.microsoft.com/office/drawing/2014/chartex" xmlns:cx1="http://schemas.microsoft.com/office/drawing/2015/9/8/chartex" xmlns:cx2="http://schemas.microsoft.com/office/drawing/2015/10/21/chartex" xmlns:cx3="http://schemas.microsoft.com/office/drawing/2016/5/9/chartex" xmlns:cx4="http://schemas.microsoft.com/office/drawing/2016/5/10/chartex" xmlns:cx5="http://schemas.microsoft.com/office/drawing/2016/5/11/chartex" xmlns:cx6="http://schemas.microsoft.com/office/drawing/2016/5/12/chartex" xmlns:cx7="http://schemas.microsoft.com/office/drawing/2016/5/13/chartex" xmlns:cx8="http://schemas.microsoft.com/office/drawing/2016/5/14/chartex" xmlns:mc="http://schemas.openxmlformats.org/markup-compatibility/2006" xmlns:aink="http://schemas.microsoft.com/office/drawing/2016/ink" xmlns:am3d="http://schemas.microsoft.com/office/drawing/2017/model3d" xmlns:o="urn:schemas-microsoft-com:office:office" xmlns:oel="http://schemas.microsoft.com/office/2019/extlst" xmlns:r="http://schemas.openxmlformats.org/officeDocument/2006/relationships" xmlns:m="http://schemas.openxmlformats.org/officeDocument/2006/math" xmlns:v="urn:schemas-microsoft-com:vml" xmlns:wp14="http://schemas.microsoft.com/office/word/2010/wordprocessingDrawing" xmlns:wp="http://schemas.openxmlformats.org/drawingml/2006/wordprocessingDrawing" xmlns:w10="urn:schemas-microsoft-com:office:word" xmlns:w="http://schemas.openxmlformats.org/wordprocessingml/2006/main" xmlns:w14="http://schemas.microsoft.com/office/word/2010/wordml" xmlns:w15="http://schemas.microsoft.com/office/word/2012/wordml" xmlns:w16cex="http://schemas.microsoft.com/office/word/2018/wordml/cex" xmlns:w16cid="http://schemas.microsoft.com/office/word/2016/wordml/cid" xmlns:w16="http://schemas.microsoft.com/office/word/2018/wordml" xmlns:w16sdtdh="http://schemas.microsoft.com/office/word/2020/wordml/sdtdatahash" xmlns:w16se="http://schemas.microsoft.com/office/word/2015/wordml/symex" xmlns:wpg="http://schemas.microsoft.com/office/word/2010/wordprocessingGroup" xmlns:wpi="http://schemas.microsoft.com/office/word/2010/wordprocessingInk" xmlns:wne="http://schemas.microsoft.com/office/word/2006/wordml" xmlns:wps="http://schemas.microsoft.com/office/word/2010/wordprocessingShape" mc:Ignorable="w14 w15 w16se w16cid w16 w16cex w16sdtdh wp14">
-  <w:comment w:id="15" w:author="Laura Draghici" w:date="2024-02-27T14:02:00Z" w:initials="LD">
-    <w:p>
-      <w:pPr>
-        <w:pStyle w:val="CommentText"/>
-      </w:pPr>
-      <w:r>
-        <w:rPr>
-          <w:rStyle w:val="CommentReference"/>
-        </w:rPr>
-        <w:annotationRef/>
-      </w:r>
-      <w:r>
-        <w:t>To be confirmed with Rohan</w:t>
-      </w:r>
-    </w:p>
-  </w:comment>
-  <w:comment w:id="17" w:author="Laura Draghici" w:date="2024-02-27T14:02:00Z" w:initials="LD">
-    <w:p>
-      <w:pPr>
-        <w:pStyle w:val="CommentText"/>
-      </w:pPr>
-      <w:r>
-        <w:rPr>
-          <w:rStyle w:val="CommentReference"/>
-        </w:rPr>
-        <w:annotationRef/>
-      </w:r>
-      <w:r>
-        <w:t>To be confirmed with Rohan</w:t>
-      </w:r>
-    </w:p>
-  </w:comment>
-</w:comments>
-</file>
-
-<file path=word/commentsExtended.xml><?xml version="1.0" encoding="utf-8"?>
-<w15:commentsEx xmlns:wpc="http://schemas.microsoft.com/office/word/2010/wordprocessingCanvas" xmlns:cx="http://schemas.microsoft.com/office/drawing/2014/chartex" xmlns:cx1="http://schemas.microsoft.com/office/drawing/2015/9/8/chartex" xmlns:cx2="http://schemas.microsoft.com/office/drawing/2015/10/21/chartex" xmlns:cx3="http://schemas.microsoft.com/office/drawing/2016/5/9/chartex" xmlns:cx4="http://schemas.microsoft.com/office/drawing/2016/5/10/chartex" xmlns:cx5="http://schemas.microsoft.com/office/drawing/2016/5/11/chartex" xmlns:cx6="http://schemas.microsoft.com/office/drawing/2016/5/12/chartex" xmlns:cx7="http://schemas.microsoft.com/office/drawing/2016/5/13/chartex" xmlns:cx8="http://schemas.microsoft.com/office/drawing/2016/5/14/chartex" xmlns:mc="http://schemas.openxmlformats.org/markup-compatibility/2006" xmlns:aink="http://schemas.microsoft.com/office/drawing/2016/ink" xmlns:am3d="http://schemas.microsoft.com/office/drawing/2017/model3d" xmlns:o="urn:schemas-microsoft-com:office:office" xmlns:oel="http://schemas.microsoft.com/office/2019/extlst" xmlns:r="http://schemas.openxmlformats.org/officeDocument/2006/relationships" xmlns:m="http://schemas.openxmlformats.org/officeDocument/2006/math" xmlns:v="urn:schemas-microsoft-com:vml" xmlns:wp14="http://schemas.microsoft.com/office/word/2010/wordprocessingDrawing" xmlns:wp="http://schemas.openxmlformats.org/drawingml/2006/wordprocessingDrawing" xmlns:w10="urn:schemas-microsoft-com:office:word" xmlns:w="http://schemas.openxmlformats.org/wordprocessingml/2006/main" xmlns:w14="http://schemas.microsoft.com/office/word/2010/wordml" xmlns:w15="http://schemas.microsoft.com/office/word/2012/wordml" xmlns:w16cex="http://schemas.microsoft.com/office/word/2018/wordml/cex" xmlns:w16cid="http://schemas.microsoft.com/office/word/2016/wordml/cid" xmlns:w16="http://schemas.microsoft.com/office/word/2018/wordml" xmlns:w16sdtdh="http://schemas.microsoft.com/office/word/2020/wordml/sdtdatahash" xmlns:w16se="http://schemas.microsoft.com/office/word/2015/wordml/symex" xmlns:wpg="http://schemas.microsoft.com/office/word/2010/wordprocessingGroup" xmlns:wpi="http://schemas.microsoft.com/office/word/2010/wordprocessingInk" xmlns:wne="http://schemas.microsoft.com/office/word/2006/wordml" xmlns:wps="http://schemas.microsoft.com/office/word/2010/wordprocessingShape" mc:Ignorable="w14 w15 w16se w16cid w16 w16cex w16sdtdh wp14">
-  <w15:commentEx w15:paraId="5393C99C" w15:done="0"/>
-  <w15:commentEx w15:paraId="2D087606" w15:done="0"/>
-</w15:commentsEx>
-</file>
-
-<file path=word/commentsExtensible.xml><?xml version="1.0" encoding="utf-8"?>
-<w16cex:commentsExtensible xmlns:wpc="http://schemas.microsoft.com/office/word/2010/wordprocessingCanvas" xmlns:cx="http://schemas.microsoft.com/office/drawing/2014/chartex" xmlns:cx1="http://schemas.microsoft.com/office/drawing/2015/9/8/chartex" xmlns:cx2="http://schemas.microsoft.com/office/drawing/2015/10/21/chartex" xmlns:cx3="http://schemas.microsoft.com/office/drawing/2016/5/9/chartex" xmlns:cx4="http://schemas.microsoft.com/office/drawing/2016/5/10/chartex" xmlns:cx5="http://schemas.microsoft.com/office/drawing/2016/5/11/chartex" xmlns:cx6="http://schemas.microsoft.com/office/drawing/2016/5/12/chartex" xmlns:cx7="http://schemas.microsoft.com/office/drawing/2016/5/13/chartex" xmlns:cx8="http://schemas.microsoft.com/office/drawing/2016/5/14/chartex" xmlns:mc="http://schemas.openxmlformats.org/markup-compatibility/2006" xmlns:aink="http://schemas.microsoft.com/office/drawing/2016/ink" xmlns:am3d="http://schemas.microsoft.com/office/drawing/2017/model3d" xmlns:o="urn:schemas-microsoft-com:office:office" xmlns:oel="http://schemas.microsoft.com/office/2019/extlst" xmlns:r="http://schemas.openxmlformats.org/officeDocument/2006/relationships" xmlns:m="http://schemas.openxmlformats.org/officeDocument/2006/math" xmlns:v="urn:schemas-microsoft-com:vml" xmlns:wp14="http://schemas.microsoft.com/office/word/2010/wordprocessingDrawing" xmlns:wp="http://schemas.openxmlformats.org/drawingml/2006/wordprocessingDrawing" xmlns:w10="urn:schemas-microsoft-com:office:word" xmlns:w="http://schemas.openxmlformats.org/wordprocessingml/2006/main" xmlns:w14="http://schemas.microsoft.com/office/word/2010/wordml" xmlns:w15="http://schemas.microsoft.com/office/word/2012/wordml" xmlns:w16cex="http://schemas.microsoft.com/office/word/2018/wordml/cex" xmlns:w16cid="http://schemas.microsoft.com/office/word/2016/wordml/cid" xmlns:w16="http://schemas.microsoft.com/office/word/2018/wordml" xmlns:w16sdtdh="http://schemas.microsoft.com/office/word/2020/wordml/sdtdatahash" xmlns:w16se="http://schemas.microsoft.com/office/word/2015/wordml/symex" xmlns:wpg="http://schemas.microsoft.com/office/word/2010/wordprocessingGroup" xmlns:wpi="http://schemas.microsoft.com/office/word/2010/wordprocessingInk" xmlns:wne="http://schemas.microsoft.com/office/word/2006/wordml" xmlns:wps="http://schemas.microsoft.com/office/word/2010/wordprocessingShape" mc:Ignorable="w14 w15 w16se w16cid w16 w16cex w16sdtdh wp14">
-  <w16cex:commentExtensible w16cex:durableId="298869DB" w16cex:dateUtc="2024-02-27T12:02:00Z"/>
-  <w16cex:commentExtensible w16cex:durableId="298869F0" w16cex:dateUtc="2024-02-27T12:02:00Z"/>
-</w16cex:commentsExtensible>
-</file>
-
-<file path=word/commentsIds.xml><?xml version="1.0" encoding="utf-8"?>
-<w16cid:commentsIds xmlns:wpc="http://schemas.microsoft.com/office/word/2010/wordprocessingCanvas" xmlns:cx="http://schemas.microsoft.com/office/drawing/2014/chartex" xmlns:cx1="http://schemas.microsoft.com/office/drawing/2015/9/8/chartex" xmlns:cx2="http://schemas.microsoft.com/office/drawing/2015/10/21/chartex" xmlns:cx3="http://schemas.microsoft.com/office/drawing/2016/5/9/chartex" xmlns:cx4="http://schemas.microsoft.com/office/drawing/2016/5/10/chartex" xmlns:cx5="http://schemas.microsoft.com/office/drawing/2016/5/11/chartex" xmlns:cx6="http://schemas.microsoft.com/office/drawing/2016/5/12/chartex" xmlns:cx7="http://schemas.microsoft.com/office/drawing/2016/5/13/chartex" xmlns:cx8="http://schemas.microsoft.com/office/drawing/2016/5/14/chartex" xmlns:mc="http://schemas.openxmlformats.org/markup-compatibility/2006" xmlns:aink="http://schemas.microsoft.com/office/drawing/2016/ink" xmlns:am3d="http://schemas.microsoft.com/office/drawing/2017/model3d" xmlns:o="urn:schemas-microsoft-com:office:office" xmlns:oel="http://schemas.microsoft.com/office/2019/extlst" xmlns:r="http://schemas.openxmlformats.org/officeDocument/2006/relationships" xmlns:m="http://schemas.openxmlformats.org/officeDocument/2006/math" xmlns:v="urn:schemas-microsoft-com:vml" xmlns:wp14="http://schemas.microsoft.com/office/word/2010/wordprocessingDrawing" xmlns:wp="http://schemas.openxmlformats.org/drawingml/2006/wordprocessingDrawing" xmlns:w10="urn:schemas-microsoft-com:office:word" xmlns:w="http://schemas.openxmlformats.org/wordprocessingml/2006/main" xmlns:w14="http://schemas.microsoft.com/office/word/2010/wordml" xmlns:w15="http://schemas.microsoft.com/office/word/2012/wordml" xmlns:w16cex="http://schemas.microsoft.com/office/word/2018/wordml/cex" xmlns:w16cid="http://schemas.microsoft.com/office/word/2016/wordml/cid" xmlns:w16="http://schemas.microsoft.com/office/word/2018/wordml" xmlns:w16sdtdh="http://schemas.microsoft.com/office/word/2020/wordml/sdtdatahash" xmlns:w16se="http://schemas.microsoft.com/office/word/2015/wordml/symex" xmlns:wpg="http://schemas.microsoft.com/office/word/2010/wordprocessingGroup" xmlns:wpi="http://schemas.microsoft.com/office/word/2010/wordprocessingInk" xmlns:wne="http://schemas.microsoft.com/office/word/2006/wordml" xmlns:wps="http://schemas.microsoft.com/office/word/2010/wordprocessingShape" mc:Ignorable="w14 w15 w16se w16cid w16 w16cex w16sdtdh wp14">
-  <w16cid:commentId w16cid:paraId="5393C99C" w16cid:durableId="298869DB"/>
-  <w16cid:commentId w16cid:paraId="2D087606" w16cid:durableId="298869F0"/>
-</w16cid:commentsIds>
 </file>
 
 <file path=word/endnotes.xml><?xml version="1.0" encoding="utf-8"?>
@@ -32080,14 +31995,6 @@
   </w:num>
   <w:numIdMacAtCleanup w:val="3"/>
 </w:numbering>
-</file>
-
-<file path=word/people.xml><?xml version="1.0" encoding="utf-8"?>
-<w15:people xmlns:wpc="http://schemas.microsoft.com/office/word/2010/wordprocessingCanvas" xmlns:cx="http://schemas.microsoft.com/office/drawing/2014/chartex" xmlns:cx1="http://schemas.microsoft.com/office/drawing/2015/9/8/chartex" xmlns:cx2="http://schemas.microsoft.com/office/drawing/2015/10/21/chartex" xmlns:cx3="http://schemas.microsoft.com/office/drawing/2016/5/9/chartex" xmlns:cx4="http://schemas.microsoft.com/office/drawing/2016/5/10/chartex" xmlns:cx5="http://schemas.microsoft.com/office/drawing/2016/5/11/chartex" xmlns:cx6="http://schemas.microsoft.com/office/drawing/2016/5/12/chartex" xmlns:cx7="http://schemas.microsoft.com/office/drawing/2016/5/13/chartex" xmlns:cx8="http://schemas.microsoft.com/office/drawing/2016/5/14/chartex" xmlns:mc="http://schemas.openxmlformats.org/markup-compatibility/2006" xmlns:aink="http://schemas.microsoft.com/office/drawing/2016/ink" xmlns:am3d="http://schemas.microsoft.com/office/drawing/2017/model3d" xmlns:o="urn:schemas-microsoft-com:office:office" xmlns:oel="http://schemas.microsoft.com/office/2019/extlst" xmlns:r="http://schemas.openxmlformats.org/officeDocument/2006/relationships" xmlns:m="http://schemas.openxmlformats.org/officeDocument/2006/math" xmlns:v="urn:schemas-microsoft-com:vml" xmlns:wp14="http://schemas.microsoft.com/office/word/2010/wordprocessingDrawing" xmlns:wp="http://schemas.openxmlformats.org/drawingml/2006/wordprocessingDrawing" xmlns:w10="urn:schemas-microsoft-com:office:word" xmlns:w="http://schemas.openxmlformats.org/wordprocessingml/2006/main" xmlns:w14="http://schemas.microsoft.com/office/word/2010/wordml" xmlns:w15="http://schemas.microsoft.com/office/word/2012/wordml" xmlns:w16cex="http://schemas.microsoft.com/office/word/2018/wordml/cex" xmlns:w16cid="http://schemas.microsoft.com/office/word/2016/wordml/cid" xmlns:w16="http://schemas.microsoft.com/office/word/2018/wordml" xmlns:w16sdtdh="http://schemas.microsoft.com/office/word/2020/wordml/sdtdatahash" xmlns:w16se="http://schemas.microsoft.com/office/word/2015/wordml/symex" xmlns:wpg="http://schemas.microsoft.com/office/word/2010/wordprocessingGroup" xmlns:wpi="http://schemas.microsoft.com/office/word/2010/wordprocessingInk" xmlns:wne="http://schemas.microsoft.com/office/word/2006/wordml" xmlns:wps="http://schemas.microsoft.com/office/word/2010/wordprocessingShape" mc:Ignorable="w14 w15 w16se w16cid w16 w16cex w16sdtdh wp14">
-  <w15:person w15:author="Laura Draghici">
-    <w15:presenceInfo w15:providerId="AD" w15:userId="S::laura.draghici@oracle.com::56f0523a-4729-4452-b3d3-50e431808004"/>
-  </w15:person>
-</w15:people>
 </file>
 
 <file path=word/styles.xml><?xml version="1.0" encoding="utf-8"?>
@@ -34194,77 +34101,15 @@
 </file>
 
 <file path=customXml/item1.xml><?xml version="1.0" encoding="utf-8"?>
-<?mso-contentType ?>
-<SharedContentType xmlns="Microsoft.SharePoint.Taxonomy.ContentTypeSync" SourceId="097b8a8d-5f3c-4193-8680-60a4d695ab07" ContentTypeId="0x0101" PreviousValue="false"/>
+<b:Sources xmlns:b="http://schemas.openxmlformats.org/officeDocument/2006/bibliography" xmlns="http://schemas.openxmlformats.org/officeDocument/2006/bibliography" SelectedStyle="\APA.XSL" StyleName="APA"/>
 </file>
 
 <file path=customXml/item2.xml><?xml version="1.0" encoding="utf-8"?>
 <?mso-contentType ?>
-<FormTemplates xmlns="http://schemas.microsoft.com/sharepoint/v3/contenttype/forms">
-  <Display>DocumentLibraryForm</Display>
-  <Edit>DocumentLibraryForm</Edit>
-  <New>DocumentLibraryForm</New>
-</FormTemplates>
+<spe:Receivers xmlns:spe="http://schemas.microsoft.com/sharepoint/events"/>
 </file>
 
 <file path=customXml/item3.xml><?xml version="1.0" encoding="utf-8"?>
-<p:properties xmlns:p="http://schemas.microsoft.com/office/2006/metadata/properties" xmlns:xsi="http://www.w3.org/2001/XMLSchema-instance" xmlns:pc="http://schemas.microsoft.com/office/infopath/2007/PartnerControls">
-  <documentManagement>
-    <f133f9ffc2f148e9b59aa9eb07bac662 xmlns="5c801c27-1a67-42b9-b7e9-5cda40cc31e5">
-      <Terms xmlns="http://schemas.microsoft.com/office/infopath/2007/PartnerControls">
-        <TermInfo xmlns="http://schemas.microsoft.com/office/infopath/2007/PartnerControls">
-          <TermName xmlns="http://schemas.microsoft.com/office/infopath/2007/PartnerControls">India</TermName>
-          <TermId xmlns="http://schemas.microsoft.com/office/infopath/2007/PartnerControls">5462eb33-b5ce-47a0-8034-1b3f78c66a28</TermId>
-        </TermInfo>
-      </Terms>
-    </f133f9ffc2f148e9b59aa9eb07bac662>
-    <TaxCatchAll xmlns="5c801c27-1a67-42b9-b7e9-5cda40cc31e5">
-      <Value>10</Value>
-      <Value>91</Value>
-      <Value>2</Value>
-      <Value>1</Value>
-    </TaxCatchAll>
-    <m6795feac28649ed9d267976d451aca9 xmlns="5c801c27-1a67-42b9-b7e9-5cda40cc31e5">
-      <Terms xmlns="http://schemas.microsoft.com/office/infopath/2007/PartnerControls">
-        <TermInfo xmlns="http://schemas.microsoft.com/office/infopath/2007/PartnerControls">
-          <TermName xmlns="http://schemas.microsoft.com/office/infopath/2007/PartnerControls">Information Systems</TermName>
-          <TermId xmlns="http://schemas.microsoft.com/office/infopath/2007/PartnerControls">e9686134-851d-405c-9e97-9fbe6e9e6bd2</TermId>
-        </TermInfo>
-      </Terms>
-    </m6795feac28649ed9d267976d451aca9>
-    <d4ca8337c1994847bf6bb7296b0f54ce xmlns="5c801c27-1a67-42b9-b7e9-5cda40cc31e5">
-      <Terms xmlns="http://schemas.microsoft.com/office/infopath/2007/PartnerControls">
-        <TermInfo xmlns="http://schemas.microsoft.com/office/infopath/2007/PartnerControls">
-          <TermName xmlns="http://schemas.microsoft.com/office/infopath/2007/PartnerControls">Asia Pacific</TermName>
-          <TermId xmlns="http://schemas.microsoft.com/office/infopath/2007/PartnerControls">1c49b3ff-b2a4-4923-a581-64b3ff5291c8</TermId>
-        </TermInfo>
-      </Terms>
-    </d4ca8337c1994847bf6bb7296b0f54ce>
-    <TaxKeywordTaxHTField xmlns="5c801c27-1a67-42b9-b7e9-5cda40cc31e5">
-      <Terms xmlns="http://schemas.microsoft.com/office/infopath/2007/PartnerControls"/>
-    </TaxKeywordTaxHTField>
-    <p80f26d8d1f146adb094b59bb2d7e4aa xmlns="5c801c27-1a67-42b9-b7e9-5cda40cc31e5">
-      <Terms xmlns="http://schemas.microsoft.com/office/infopath/2007/PartnerControls">
-        <TermInfo xmlns="http://schemas.microsoft.com/office/infopath/2007/PartnerControls">
-          <TermName xmlns="http://schemas.microsoft.com/office/infopath/2007/PartnerControls">Application Support</TermName>
-          <TermId xmlns="http://schemas.microsoft.com/office/infopath/2007/PartnerControls">ee907f4d-794b-4157-a7df-8355ddd31ea4</TermId>
-        </TermInfo>
-      </Terms>
-    </p80f26d8d1f146adb094b59bb2d7e4aa>
-  </documentManagement>
-</p:properties>
-</file>
-
-<file path=customXml/item4.xml><?xml version="1.0" encoding="utf-8"?>
-<b:Sources xmlns:b="http://schemas.openxmlformats.org/officeDocument/2006/bibliography" xmlns="http://schemas.openxmlformats.org/officeDocument/2006/bibliography" SelectedStyle="\APA.XSL" StyleName="APA"/>
-</file>
-
-<file path=customXml/item5.xml><?xml version="1.0" encoding="utf-8"?>
-<?mso-contentType ?>
-<spe:Receivers xmlns:spe="http://schemas.microsoft.com/sharepoint/events"/>
-</file>
-
-<file path=customXml/item6.xml><?xml version="1.0" encoding="utf-8"?>
 <ct:contentTypeSchema xmlns:ct="http://schemas.microsoft.com/office/2006/metadata/contentType" xmlns:ma="http://schemas.microsoft.com/office/2006/metadata/properties/metaAttributes" ct:_="" ma:_="" ma:contentTypeName="Document" ma:contentTypeID="0x010100152C2752D191434A8110BCB6EF6D4F55" ma:contentTypeVersion="13" ma:contentTypeDescription="Create a new document." ma:contentTypeScope="" ma:versionID="7728ad7b7aae381cbf16c76989d94b43">
   <xsd:schema xmlns:xsd="http://www.w3.org/2001/XMLSchema" xmlns:xs="http://www.w3.org/2001/XMLSchema" xmlns:p="http://schemas.microsoft.com/office/2006/metadata/properties" xmlns:ns2="5c801c27-1a67-42b9-b7e9-5cda40cc31e5" targetNamespace="http://schemas.microsoft.com/office/2006/metadata/properties" ma:root="true" ma:fieldsID="99d97ee6f611ef942915dcf679b67ed5" ns2:_="">
     <xsd:import namespace="5c801c27-1a67-42b9-b7e9-5cda40cc31e5"/>
@@ -34448,33 +34293,69 @@
 </ct:contentTypeSchema>
 </file>
 
-<file path=customXml/itemProps1.xml><?xml version="1.0" encoding="utf-8"?>
-<ds:datastoreItem xmlns:ds="http://schemas.openxmlformats.org/officeDocument/2006/customXml" ds:itemID="{624CFCB0-4C96-4FCA-AC45-D572641445BF}">
-  <ds:schemaRefs>
-    <ds:schemaRef ds:uri="Microsoft.SharePoint.Taxonomy.ContentTypeSync"/>
-  </ds:schemaRefs>
-</ds:datastoreItem>
+<file path=customXml/item4.xml><?xml version="1.0" encoding="utf-8"?>
+<?mso-contentType ?>
+<SharedContentType xmlns="Microsoft.SharePoint.Taxonomy.ContentTypeSync" SourceId="097b8a8d-5f3c-4193-8680-60a4d695ab07" ContentTypeId="0x0101" PreviousValue="false"/>
 </file>
 
-<file path=customXml/itemProps2.xml><?xml version="1.0" encoding="utf-8"?>
-<ds:datastoreItem xmlns:ds="http://schemas.openxmlformats.org/officeDocument/2006/customXml" ds:itemID="{7FBF1761-886F-41DC-BBAD-597026F733B8}">
-  <ds:schemaRefs>
-    <ds:schemaRef ds:uri="http://schemas.microsoft.com/sharepoint/v3/contenttype/forms"/>
-  </ds:schemaRefs>
-</ds:datastoreItem>
+<file path=customXml/item5.xml><?xml version="1.0" encoding="utf-8"?>
+<?mso-contentType ?>
+<FormTemplates xmlns="http://schemas.microsoft.com/sharepoint/v3/contenttype/forms">
+  <Display>DocumentLibraryForm</Display>
+  <Edit>DocumentLibraryForm</Edit>
+  <New>DocumentLibraryForm</New>
+</FormTemplates>
 </file>
 
-<file path=customXml/itemProps3.xml><?xml version="1.0" encoding="utf-8"?>
-<ds:datastoreItem xmlns:ds="http://schemas.openxmlformats.org/officeDocument/2006/customXml" ds:itemID="{5155D2DA-CEF2-4825-8368-8EA90E2FDCC4}">
-  <ds:schemaRefs>
-    <ds:schemaRef ds:uri="http://schemas.microsoft.com/office/2006/metadata/properties"/>
-    <ds:schemaRef ds:uri="http://schemas.microsoft.com/office/infopath/2007/PartnerControls"/>
-    <ds:schemaRef ds:uri="5c801c27-1a67-42b9-b7e9-5cda40cc31e5"/>
-  </ds:schemaRefs>
-</ds:datastoreItem>
+<file path=customXml/item6.xml><?xml version="1.0" encoding="utf-8"?>
+<p:properties xmlns:p="http://schemas.microsoft.com/office/2006/metadata/properties" xmlns:xsi="http://www.w3.org/2001/XMLSchema-instance" xmlns:pc="http://schemas.microsoft.com/office/infopath/2007/PartnerControls">
+  <documentManagement>
+    <f133f9ffc2f148e9b59aa9eb07bac662 xmlns="5c801c27-1a67-42b9-b7e9-5cda40cc31e5">
+      <Terms xmlns="http://schemas.microsoft.com/office/infopath/2007/PartnerControls">
+        <TermInfo xmlns="http://schemas.microsoft.com/office/infopath/2007/PartnerControls">
+          <TermName xmlns="http://schemas.microsoft.com/office/infopath/2007/PartnerControls">India</TermName>
+          <TermId xmlns="http://schemas.microsoft.com/office/infopath/2007/PartnerControls">5462eb33-b5ce-47a0-8034-1b3f78c66a28</TermId>
+        </TermInfo>
+      </Terms>
+    </f133f9ffc2f148e9b59aa9eb07bac662>
+    <TaxCatchAll xmlns="5c801c27-1a67-42b9-b7e9-5cda40cc31e5">
+      <Value>10</Value>
+      <Value>91</Value>
+      <Value>2</Value>
+      <Value>1</Value>
+    </TaxCatchAll>
+    <m6795feac28649ed9d267976d451aca9 xmlns="5c801c27-1a67-42b9-b7e9-5cda40cc31e5">
+      <Terms xmlns="http://schemas.microsoft.com/office/infopath/2007/PartnerControls">
+        <TermInfo xmlns="http://schemas.microsoft.com/office/infopath/2007/PartnerControls">
+          <TermName xmlns="http://schemas.microsoft.com/office/infopath/2007/PartnerControls">Information Systems</TermName>
+          <TermId xmlns="http://schemas.microsoft.com/office/infopath/2007/PartnerControls">e9686134-851d-405c-9e97-9fbe6e9e6bd2</TermId>
+        </TermInfo>
+      </Terms>
+    </m6795feac28649ed9d267976d451aca9>
+    <d4ca8337c1994847bf6bb7296b0f54ce xmlns="5c801c27-1a67-42b9-b7e9-5cda40cc31e5">
+      <Terms xmlns="http://schemas.microsoft.com/office/infopath/2007/PartnerControls">
+        <TermInfo xmlns="http://schemas.microsoft.com/office/infopath/2007/PartnerControls">
+          <TermName xmlns="http://schemas.microsoft.com/office/infopath/2007/PartnerControls">Asia Pacific</TermName>
+          <TermId xmlns="http://schemas.microsoft.com/office/infopath/2007/PartnerControls">1c49b3ff-b2a4-4923-a581-64b3ff5291c8</TermId>
+        </TermInfo>
+      </Terms>
+    </d4ca8337c1994847bf6bb7296b0f54ce>
+    <TaxKeywordTaxHTField xmlns="5c801c27-1a67-42b9-b7e9-5cda40cc31e5">
+      <Terms xmlns="http://schemas.microsoft.com/office/infopath/2007/PartnerControls"/>
+    </TaxKeywordTaxHTField>
+    <p80f26d8d1f146adb094b59bb2d7e4aa xmlns="5c801c27-1a67-42b9-b7e9-5cda40cc31e5">
+      <Terms xmlns="http://schemas.microsoft.com/office/infopath/2007/PartnerControls">
+        <TermInfo xmlns="http://schemas.microsoft.com/office/infopath/2007/PartnerControls">
+          <TermName xmlns="http://schemas.microsoft.com/office/infopath/2007/PartnerControls">Application Support</TermName>
+          <TermId xmlns="http://schemas.microsoft.com/office/infopath/2007/PartnerControls">ee907f4d-794b-4157-a7df-8355ddd31ea4</TermId>
+        </TermInfo>
+      </Terms>
+    </p80f26d8d1f146adb094b59bb2d7e4aa>
+  </documentManagement>
+</p:properties>
 </file>
 
-<file path=customXml/itemProps4.xml><?xml version="1.0" encoding="utf-8"?>
+<file path=customXml/itemProps1.xml><?xml version="1.0" encoding="utf-8"?>
 <ds:datastoreItem xmlns:ds="http://schemas.openxmlformats.org/officeDocument/2006/customXml" ds:itemID="{2F20D180-F7F2-4CC1-8A61-DC1FF146CE1C}">
   <ds:schemaRefs>
     <ds:schemaRef ds:uri="http://schemas.openxmlformats.org/officeDocument/2006/bibliography"/>
@@ -34482,7 +34363,7 @@
 </ds:datastoreItem>
 </file>
 
-<file path=customXml/itemProps5.xml><?xml version="1.0" encoding="utf-8"?>
+<file path=customXml/itemProps2.xml><?xml version="1.0" encoding="utf-8"?>
 <ds:datastoreItem xmlns:ds="http://schemas.openxmlformats.org/officeDocument/2006/customXml" ds:itemID="{B96637A9-2ECA-4F66-9985-BF55131C4585}">
   <ds:schemaRefs>
     <ds:schemaRef ds:uri="http://schemas.microsoft.com/sharepoint/events"/>
@@ -34490,7 +34371,7 @@
 </ds:datastoreItem>
 </file>
 
-<file path=customXml/itemProps6.xml><?xml version="1.0" encoding="utf-8"?>
+<file path=customXml/itemProps3.xml><?xml version="1.0" encoding="utf-8"?>
 <ds:datastoreItem xmlns:ds="http://schemas.openxmlformats.org/officeDocument/2006/customXml" ds:itemID="{C2999B29-1041-4A10-BCF0-FEFE77107062}">
   <ds:schemaRefs>
     <ds:schemaRef ds:uri="http://schemas.microsoft.com/office/2006/metadata/contentType"/>
@@ -34508,8 +34389,34 @@
 </ds:datastoreItem>
 </file>
 
+<file path=customXml/itemProps4.xml><?xml version="1.0" encoding="utf-8"?>
+<ds:datastoreItem xmlns:ds="http://schemas.openxmlformats.org/officeDocument/2006/customXml" ds:itemID="{624CFCB0-4C96-4FCA-AC45-D572641445BF}">
+  <ds:schemaRefs>
+    <ds:schemaRef ds:uri="Microsoft.SharePoint.Taxonomy.ContentTypeSync"/>
+  </ds:schemaRefs>
+</ds:datastoreItem>
+</file>
+
+<file path=customXml/itemProps5.xml><?xml version="1.0" encoding="utf-8"?>
+<ds:datastoreItem xmlns:ds="http://schemas.openxmlformats.org/officeDocument/2006/customXml" ds:itemID="{7FBF1761-886F-41DC-BBAD-597026F733B8}">
+  <ds:schemaRefs>
+    <ds:schemaRef ds:uri="http://schemas.microsoft.com/sharepoint/v3/contenttype/forms"/>
+  </ds:schemaRefs>
+</ds:datastoreItem>
+</file>
+
+<file path=customXml/itemProps6.xml><?xml version="1.0" encoding="utf-8"?>
+<ds:datastoreItem xmlns:ds="http://schemas.openxmlformats.org/officeDocument/2006/customXml" ds:itemID="{5155D2DA-CEF2-4825-8368-8EA90E2FDCC4}">
+  <ds:schemaRefs>
+    <ds:schemaRef ds:uri="http://schemas.microsoft.com/office/2006/metadata/properties"/>
+    <ds:schemaRef ds:uri="http://schemas.microsoft.com/office/infopath/2007/PartnerControls"/>
+    <ds:schemaRef ds:uri="5c801c27-1a67-42b9-b7e9-5cda40cc31e5"/>
+  </ds:schemaRefs>
+</ds:datastoreItem>
+</file>
+
 <file path=docMetadata/LabelInfo.xml><?xml version="1.0" encoding="utf-8"?>
 <clbl:labelList xmlns:clbl="http://schemas.microsoft.com/office/2020/mipLabelMetadata">
-  <clbl:label id="{825c952f-1947-4719-99e7-7bc5a76060a8}" enabled="1" method="Standard" siteId="{4e2c6054-71cb-48f1-bd6c-3a9705aca71b}" contentBits="3" removed="0"/>
+  <clbl:label id="{3c76ce46-357f-46de-88d6-77b9bbb83c46}" enabled="1" method="Privileged" siteId="{4e2c6054-71cb-48f1-bd6c-3a9705aca71b}" contentBits="0" removed="0"/>
 </clbl:labelList>
 </file>